--- a/docs/05_RankUp_Quiz_Business_QA.docx
+++ b/docs/05_RankUp_Quiz_Business_QA.docx
@@ -7042,7 +7042,7 @@
                 <w:sz w:val="17"/>
                 <w:szCs w:val="17"/>
               </w:rPr>
-              <w:t xml:space="preserve">Expands student_group_members for a group owned by the assigner. API mode: group.</w:t>
+              <w:t xml:space="preserve">Expands student_group_members for a group owned by the assigner. Parent groups are created on My children (web /parent/children Child groups panel; mobile Groups tab) via GET/POST/PUT/DELETE /parents/me/groups and member add/remove. Storage: student_groups.creator_role=Parent. Assign UI lists those groups by name. API mode: group.</w:t>
             </w:r>
           </w:p>
         </w:tc>
@@ -7096,7 +7096,7 @@
                 <w:sz w:val="17"/>
                 <w:szCs w:val="17"/>
               </w:rPr>
-              <w:t xml:space="preserve">Parent: one linked child, selected linked children, all linked children, or a parent-owned child group. school-type quizzes cannot target unrelated students, whole school, multi-school, or public. API modes: one / selected / allLinked / group.</w:t>
+              <w:t xml:space="preserve">Parent: one linked child, selected linked children, all linked children, or a parent-owned child group created on My children. school-type quizzes cannot target unrelated students, whole school, multi-school, or public. API modes: one / selected / allLinked / group.</w:t>
             </w:r>
           </w:p>
         </w:tc>
@@ -7437,7 +7437,24 @@
           <w:sz w:val="21"/>
           <w:szCs w:val="21"/>
         </w:rPr>
-        <w:t xml:space="preserve">Teacher assign is campus-scoped (grade/section/group/selected). Coordinator: same campus assign modes as Teacher. School-wide is SchoolAdmin/PortalAdmin; multi-school and public are PortalAdmin.</w:t>
+        <w:t xml:space="preserve">Assign scopes: Parent = linked children + selected + group (parent-owned child groups from /parents/me/groups). Teacher = assigned classes (allAttached) + selected + group + grade/section. Coordinator = attached classes + selected + group + grade/section. CampusAdmin = whole campus + selected + group + grade/section. SchoolAdmin = whole school + campus/class + selected + group. PortalAdmin = all of those plus multi-school and public catalog.</w:t>
+      </w:r>
+    </w:p>
+    <w:p>
+      <w:pPr>
+        <w:pStyle w:val="ListParagraph"/>
+        <w:numPr>
+          <w:ilvl w:val="0"/>
+          <w:numId w:val="1"/>
+        </w:numPr>
+        <w:spacing w:after="60"/>
+      </w:pPr>
+      <w:r>
+        <w:rPr>
+          <w:sz w:val="21"/>
+          <w:szCs w:val="21"/>
+        </w:rPr>
+        <w:t xml:space="preserve">Parent child groups: create/manage on web /parent/children and mobile My children → Groups. Members must be linked children. Same student_groups / student_group_members tables as Teacher/Coordinator (creator_role=Parent). See Students QA §4.1.</w:t>
       </w:r>
     </w:p>
     <w:p>
@@ -7652,7 +7669,7 @@
                 <w:sz w:val="17"/>
                 <w:szCs w:val="17"/>
               </w:rPr>
-              <w:t xml:space="preserve">Audience: Group of students / parent child group owned by the assigner.</w:t>
+              <w:t xml:space="preserve">Audience: Group of students / parent child group owned by the assigner. Parent picks a group created on My children (not a raw group id).</w:t>
             </w:r>
           </w:p>
         </w:tc>
@@ -12836,6 +12853,90 @@
                 <w:sz w:val="17"/>
                 <w:szCs w:val="17"/>
               </w:rPr>
+              <w:t xml:space="preserve">GET/POST /api/parents/me/groups</w:t>
+            </w:r>
+          </w:p>
+        </w:tc>
+        <w:tc>
+          <w:p>
+            <w:r>
+              <w:rPr>
+                <w:b w:val="false"/>
+                <w:bCs w:val="false"/>
+                <w:sz w:val="17"/>
+                <w:szCs w:val="17"/>
+              </w:rPr>
+              <w:t xml:space="preserve">Parent-only child groups (list/create). Used by My children and Parent assign mode=group.</w:t>
+            </w:r>
+          </w:p>
+        </w:tc>
+      </w:tr>
+      <w:tr>
+        <w:tc>
+          <w:p>
+            <w:r>
+              <w:rPr>
+                <w:b w:val="false"/>
+                <w:bCs w:val="false"/>
+                <w:sz w:val="17"/>
+                <w:szCs w:val="17"/>
+              </w:rPr>
+              <w:t xml:space="preserve">PUT/DELETE /api/parents/me/groups/{groupId}</w:t>
+            </w:r>
+          </w:p>
+        </w:tc>
+        <w:tc>
+          <w:p>
+            <w:r>
+              <w:rPr>
+                <w:b w:val="false"/>
+                <w:bCs w:val="false"/>
+                <w:sz w:val="17"/>
+                <w:szCs w:val="17"/>
+              </w:rPr>
+              <w:t xml:space="preserve">Parent update or deactivate own group.</w:t>
+            </w:r>
+          </w:p>
+        </w:tc>
+      </w:tr>
+      <w:tr>
+        <w:tc>
+          <w:p>
+            <w:r>
+              <w:rPr>
+                <w:b w:val="false"/>
+                <w:bCs w:val="false"/>
+                <w:sz w:val="17"/>
+                <w:szCs w:val="17"/>
+              </w:rPr>
+              <w:t xml:space="preserve">POST/DELETE /api/parents/me/groups/{groupId}/members</w:t>
+            </w:r>
+          </w:p>
+        </w:tc>
+        <w:tc>
+          <w:p>
+            <w:r>
+              <w:rPr>
+                <w:b w:val="false"/>
+                <w:bCs w:val="false"/>
+                <w:sz w:val="17"/>
+                <w:szCs w:val="17"/>
+              </w:rPr>
+              <w:t xml:space="preserve">Add/remove linked children only.</w:t>
+            </w:r>
+          </w:p>
+        </w:tc>
+      </w:tr>
+      <w:tr>
+        <w:tc>
+          <w:p>
+            <w:r>
+              <w:rPr>
+                <w:b w:val="false"/>
+                <w:bCs w:val="false"/>
+                <w:sz w:val="17"/>
+                <w:szCs w:val="17"/>
+              </w:rPr>
               <w:t xml:space="preserve">POST /api/quizzes/{id}/assign</w:t>
             </w:r>
           </w:p>
@@ -12849,7 +12950,7 @@
                 <w:sz w:val="17"/>
                 <w:szCs w:val="17"/>
               </w:rPr>
-              <w:t xml:space="preserve">Requires Lifecycle Published or Assigned (not Draft). Pending Approval blocked. Teacher quizzes need Approval=Approved. Creates assignments; lifecycle→Assigned.</w:t>
+              <w:t xml:space="preserve">Requires Lifecycle Published or Assigned (not Draft). Pending Approval blocked. Teacher quizzes need Approval=Approved. Creates assignments; lifecycle→Assigned. Parent mode=group uses a parent-owned group id.</w:t>
             </w:r>
           </w:p>
         </w:tc>
@@ -13530,6 +13631,23 @@
           <w:sz w:val="21"/>
           <w:szCs w:val="21"/>
         </w:rPr>
+        <w:t xml:space="preserve">/parent/children — create and manage parent child groups for assign mode=group.</w:t>
+      </w:r>
+    </w:p>
+    <w:p>
+      <w:pPr>
+        <w:pStyle w:val="ListParagraph"/>
+        <w:numPr>
+          <w:ilvl w:val="0"/>
+          <w:numId w:val="1"/>
+        </w:numPr>
+        <w:spacing w:after="60"/>
+      </w:pPr>
+      <w:r>
+        <w:rPr>
+          <w:sz w:val="21"/>
+          <w:szCs w:val="21"/>
+        </w:rPr>
         <w:t xml:space="preserve">/reports for Teacher/Coordinator (own) / SchoolAdmin / PortalAdmin analytics.</w:t>
       </w:r>
     </w:p>
@@ -14898,6 +15016,54 @@
     </w:p>
     <w:p>
       <w:pPr>
+        <w:pStyle w:val="Heading2"/>
+        <w:spacing w:after="100" w:before="220"/>
+      </w:pPr>
+      <w:r>
+        <w:rPr>
+          <w:b/>
+          <w:bCs/>
+          <w:color w:val="2563EB"/>
+          <w:sz w:val="24"/>
+          <w:szCs w:val="24"/>
+        </w:rPr>
+        <w:t xml:space="preserve">QZ-23 — Parent assigns published quiz to a child group</w:t>
+      </w:r>
+    </w:p>
+    <w:p>
+      <w:pPr>
+        <w:spacing w:after="100"/>
+      </w:pPr>
+      <w:r>
+        <w:rPr>
+          <w:sz w:val="21"/>
+          <w:szCs w:val="21"/>
+        </w:rPr>
+        <w:t xml:space="preserve">Steps: Parent creates a group on My children, adds two linked children, then assigns a published school-type quiz with mode=group and that group selected.</w:t>
+      </w:r>
+    </w:p>
+    <w:p>
+      <w:pPr>
+        <w:spacing w:after="100"/>
+        <w:rPr>
+          <w:b/>
+          <w:bCs/>
+          <w:color w:val="166534"/>
+        </w:rPr>
+      </w:pPr>
+      <w:r>
+        <w:rPr>
+          <w:b/>
+          <w:bCs/>
+          <w:color w:val="166534"/>
+          <w:sz w:val="21"/>
+          <w:szCs w:val="21"/>
+        </w:rPr>
+        <w:t xml:space="preserve">Expected: Assignments created only for linked members of that parent-owned group. Unlinked IDs skipped. Assign dialog lists groups by name from GET /parents/me/groups (no raw group id).</w:t>
+      </w:r>
+    </w:p>
+    <w:p>
+      <w:pPr>
         <w:pStyle w:val="Heading1"/>
         <w:spacing w:after="100" w:before="220"/>
       </w:pPr>
@@ -15250,6 +15416,23 @@
           <w:szCs w:val="21"/>
         </w:rPr>
         <w:t xml:space="preserve">☐ Teacher/Coordinator/Parent assign of a published school-type catalog quiz requires Lifecycle Published or Assigned and Approval=Approved. Parent school-type assign still requires Published + Approved and linked children/students only.</w:t>
+      </w:r>
+    </w:p>
+    <w:p>
+      <w:pPr>
+        <w:pStyle w:val="ListParagraph"/>
+        <w:numPr>
+          <w:ilvl w:val="0"/>
+          <w:numId w:val="1"/>
+        </w:numPr>
+        <w:spacing w:after="60"/>
+      </w:pPr>
+      <w:r>
+        <w:rPr>
+          <w:sz w:val="21"/>
+          <w:szCs w:val="21"/>
+        </w:rPr>
+        <w:t xml:space="preserve">☐ Parent child groups: create/manage on My children (web Child groups panel / mobile Groups tab). APIs /parents/me/groups*. Assign mode=group uses those groups; members must be linked children.</w:t>
       </w:r>
     </w:p>
     <w:p>

--- a/docs/05_RankUp_Quiz_Business_QA.docx
+++ b/docs/05_RankUp_Quiz_Business_QA.docx
@@ -7042,7 +7042,7 @@
                 <w:sz w:val="17"/>
                 <w:szCs w:val="17"/>
               </w:rPr>
-              <w:t xml:space="preserve">Expands student_group_members for a group owned by the assigner. Parent groups are created on My children (web /parent/children Child groups panel; mobile Groups tab) via GET/POST/PUT/DELETE /parents/me/groups and member add/remove. Storage: student_groups.creator_role=Parent. Assign UI lists those groups by name. API mode: group.</w:t>
+              <w:t xml:space="preserve">Expands student_group_members for a group owned by the assigner. Parent groups are created on My children (web Children/Groups tabs; mobile Groups tab) via GET/POST/PUT/DELETE /parents/me/groups and member add/remove. Storage: student_groups.creator_role=Parent. Assign UI lists those groups by name. API mode: group.</w:t>
             </w:r>
           </w:p>
         </w:tc>
@@ -15432,7 +15432,7 @@
           <w:sz w:val="21"/>
           <w:szCs w:val="21"/>
         </w:rPr>
-        <w:t xml:space="preserve">☐ Parent child groups: create/manage on My children (web Child groups panel / mobile Groups tab). APIs /parents/me/groups*. Assign mode=group uses those groups; members must be linked children.</w:t>
+        <w:t xml:space="preserve">☐ Parent child groups: create/manage on My children (web Children/Groups tabs; mobile Groups tab). APIs /parents/me/groups*. Assign mode=group uses those groups; members must be linked children.</w:t>
       </w:r>
     </w:p>
     <w:p>

--- a/docs/05_RankUp_Quiz_Business_QA.docx
+++ b/docs/05_RankUp_Quiz_Business_QA.docx
@@ -1736,7 +1736,7 @@
                 <w:sz w:val="17"/>
                 <w:szCs w:val="17"/>
               </w:rPr>
-              <w:t xml:space="preserve">Written on submit when review is not pending (no subjective / review already done).</w:t>
+              <w:t xml:space="preserve">Written on submit when review is not pending (no subjective / review already done). Student UI may still show Results pending until the 1-hour auto-graded delay elapses.</w:t>
             </w:r>
           </w:p>
         </w:tc>
@@ -1777,7 +1777,7 @@
                 <w:sz w:val="17"/>
                 <w:szCs w:val="17"/>
               </w:rPr>
-              <w:t xml:space="preserve">Written on submit when IsReviewRequired and subjective answers exist (IsReviewDone=false).</w:t>
+              <w:t xml:space="preserve">Written on submit when subjective teacher-review answers remain (IsReviewDone=false). Student UI overlays Results pending / Partial results from resultAnnouncedPercent until 100% is announced.</w:t>
             </w:r>
           </w:p>
         </w:tc>
@@ -8571,7 +8571,7 @@
                 <w:sz w:val="17"/>
                 <w:szCs w:val="17"/>
               </w:rPr>
-              <w:t xml:space="preserve">This student’s attempt is Submitted and subjective review is pending (IsReviewDone=false).</w:t>
+              <w:t xml:space="preserve">This student’s attempt is Submitted and subjective review is pending (IsReviewDone=false). Student list/detail overlay this with Results pending or Partial results until announced percent is 100.</w:t>
             </w:r>
           </w:p>
         </w:tc>
@@ -8627,7 +8627,7 @@
                 <w:sz w:val="17"/>
                 <w:szCs w:val="17"/>
               </w:rPr>
-              <w:t xml:space="preserve">This student’s attempt cycle is done (submitted and, if required, reviewed).</w:t>
+              <w:t xml:space="preserve">This student’s attempt cycle is done (submitted and, if required, reviewed). Student UI uses this label at 100% announced (or Reviewed after finalize).</w:t>
             </w:r>
           </w:p>
         </w:tc>
@@ -9819,7 +9819,7 @@
                 <w:sz w:val="17"/>
                 <w:szCs w:val="17"/>
               </w:rPr>
-              <w:t xml:space="preserve">Full results after submit (or after teacher review when IsReviewRequired). ReviewDisplayMode modes are retired.</w:t>
+              <w:t xml:space="preserve">Auto-graded questions (known correct answer already on the item) announce 1 hour after quiz completion (later of submit and assignment EndDateTime). Teacher-review questions stay pending until finalize. List/detail/result show resultAnnouncedPercent. ReviewDisplayMode modes are retired.</w:t>
             </w:r>
           </w:p>
         </w:tc>
@@ -12300,7 +12300,92 @@
           <w:sz w:val="21"/>
           <w:szCs w:val="21"/>
         </w:rPr>
-        <w:t xml:space="preserve">Score masking uses QuizReviewDisplay.Resolve on submit and get-result (Full when review is done / not required; hidden while IsReviewRequired and not IsReviewDone).</w:t>
+        <w:t xml:space="preserve">Quiz completion = later of student SubmittedAt and assignment EndDateTime. Auto-graded questions (known correct answer already on the item: MCQ, T/F, multi-select, matching, ordering, media, fill-blank) announce 1 hour after that (QuizReviewDisplay.ObjectiveAnnouncementDelayHours = 1). Early submitters do not see answers while the window is still open.</w:t>
+      </w:r>
+    </w:p>
+    <w:p>
+      <w:pPr>
+        <w:pStyle w:val="ListParagraph"/>
+        <w:numPr>
+          <w:ilvl w:val="0"/>
+          <w:numId w:val="1"/>
+        </w:numPr>
+        <w:spacing w:after="60"/>
+      </w:pPr>
+      <w:r>
+        <w:rPr>
+          <w:sz w:val="21"/>
+          <w:szCs w:val="21"/>
+        </w:rPr>
+        <w:t xml:space="preserve">Teacher-review questions (Descriptive, File Upload) stay pending until finalize (IsReviewDone). The 1-hour delay does not announce them.</w:t>
+      </w:r>
+    </w:p>
+    <w:p>
+      <w:pPr>
+        <w:pStyle w:val="ListParagraph"/>
+        <w:numPr>
+          <w:ilvl w:val="0"/>
+          <w:numId w:val="1"/>
+        </w:numPr>
+        <w:spacing w:after="60"/>
+      </w:pPr>
+      <w:r>
+        <w:rPr>
+          <w:sz w:val="21"/>
+          <w:szCs w:val="21"/>
+        </w:rPr>
+        <w:t xml:space="preserve">Announced percent = marks of announced questions / total marks (not the student’s score %). Exposed as resultAnnouncedPercent on list, detail, and attempt result. Show it with the quiz (e.g. 70% results announced).</w:t>
+      </w:r>
+    </w:p>
+    <w:p>
+      <w:pPr>
+        <w:pStyle w:val="ListParagraph"/>
+        <w:numPr>
+          <w:ilvl w:val="0"/>
+          <w:numId w:val="1"/>
+        </w:numPr>
+        <w:spacing w:after="60"/>
+      </w:pPr>
+      <w:r>
+        <w:rPr>
+          <w:sz w:val="21"/>
+          <w:szCs w:val="21"/>
+        </w:rPr>
+        <w:t xml:space="preserve">Student-facing status overlay: 0% → Results pending; 1–99% → Partial results; 100% → Completed or Reviewed. Stored QuizResultStatus on submit remains Under Review or Completed.</w:t>
+      </w:r>
+    </w:p>
+    <w:p>
+      <w:pPr>
+        <w:pStyle w:val="ListParagraph"/>
+        <w:numPr>
+          <w:ilvl w:val="0"/>
+          <w:numId w:val="1"/>
+        </w:numPr>
+        <w:spacing w:after="60"/>
+      </w:pPr>
+      <w:r>
+        <w:rPr>
+          <w:sz w:val="21"/>
+          <w:szCs w:val="21"/>
+        </w:rPr>
+        <w:t xml:space="preserve">Per-question ResultPending hides marks, correctness, correct answers, and explanations until that question is announced. List/detail hide resultPercent until announced percent is 100.</w:t>
+      </w:r>
+    </w:p>
+    <w:p>
+      <w:pPr>
+        <w:pStyle w:val="ListParagraph"/>
+        <w:numPr>
+          <w:ilvl w:val="0"/>
+          <w:numId w:val="1"/>
+        </w:numPr>
+        <w:spacing w:after="60"/>
+      </w:pPr>
+      <w:r>
+        <w:rPr>
+          <w:sz w:val="21"/>
+          <w:szCs w:val="21"/>
+        </w:rPr>
+        <w:t xml:space="preserve">QuizReviewDisplay.Resolve applies on submit, get-result, list, and detail. It replaces the old all-or-nothing hide of every score while IsReviewRequired.</w:t>
       </w:r>
     </w:p>
     <w:p>
@@ -12435,7 +12520,7 @@
           <w:sz w:val="21"/>
           <w:szCs w:val="21"/>
         </w:rPr>
-        <w:t xml:space="preserve">Results masked while review pending; otherwise Full.</w:t>
+        <w:t xml:space="preserve">Student/parent results: auto-graded questions announce 1 hour after quiz completion; teacher-review questions stay pending until finalize. Show resultAnnouncedPercent with the quiz.</w:t>
       </w:r>
     </w:p>
     <w:p>
@@ -13230,7 +13315,7 @@
                 <w:sz w:val="17"/>
                 <w:szCs w:val="17"/>
               </w:rPr>
-              <w:t xml:space="preserve">Student submit + auto-score; IsAutoSubmit → AutoSubmitted; shared Full / review-pending mask.</w:t>
+              <w:t xml:space="preserve">Student submit + auto-score; IsAutoSubmit → AutoSubmitted; delayed auto-graded announcement (1 hour after completion) + per-question ResultPending.</w:t>
             </w:r>
           </w:p>
         </w:tc>
@@ -13286,7 +13371,7 @@
                 <w:sz w:val="17"/>
                 <w:szCs w:val="17"/>
               </w:rPr>
-              <w:t xml:space="preserve">Student own or Parent linked child; same mask rule as submit.</w:t>
+              <w:t xml:space="preserve">Student own or Parent linked child; same announcement rule as submit (resultAnnouncedPercent, resultsAnnounceAt, ResultPending).</w:t>
             </w:r>
           </w:p>
         </w:tc>
@@ -14115,7 +14200,7 @@
           <w:sz w:val="24"/>
           <w:szCs w:val="24"/>
         </w:rPr>
-        <w:t xml:space="preserve">QZ-09 — Auto-score objective + mask subjective</w:t>
+        <w:t xml:space="preserve">QZ-09 — Auto-score objective + delayed announce; subjective stays pending</w:t>
       </w:r>
     </w:p>
     <w:p>
@@ -14127,7 +14212,7 @@
           <w:sz w:val="21"/>
           <w:szCs w:val="21"/>
         </w:rPr>
-        <w:t xml:space="preserve">Steps: Quiz IsReviewRequired with Fill(AllowTeacherReview) answers; student submits then reloads result.</w:t>
+        <w:t xml:space="preserve">Steps: Quiz with auto-graded items plus Descriptive/File Upload; student submits then reloads result before and after the delay.</w:t>
       </w:r>
     </w:p>
     <w:p>
@@ -14147,7 +14232,7 @@
           <w:sz w:val="21"/>
           <w:szCs w:val="21"/>
         </w:rPr>
-        <w:t xml:space="preserve">Expected: Objective items scored; submit and get-result both use QuizReviewDisplay.Resolve — Pending Review until finalize when IsReviewRequired.</w:t>
+        <w:t xml:space="preserve">Expected: Until 1 hour after quiz completion (later of submit and EndDateTime), announced percent is 0 and all results stay pending. After the delay, auto-graded questions announce; teacher-review questions stay ResultPending until finalize. List/detail show resultAnnouncedPercent; full resultPercent stays hidden until 100%.</w:t>
       </w:r>
     </w:p>
     <w:p>
@@ -14195,7 +14280,7 @@
           <w:sz w:val="21"/>
           <w:szCs w:val="21"/>
         </w:rPr>
-        <w:t xml:space="preserve">Expected: Attempt→Reviewed; IsReviewDone=true; student/parent see full scores/answers once review is done.</w:t>
+        <w:t xml:space="preserve">Expected: Attempt→Reviewed; IsReviewDone=true; announced percent becomes 100%; student/parent see full scores/answers including previously pending teacher-review questions.</w:t>
       </w:r>
     </w:p>
     <w:p>
@@ -15064,6 +15149,54 @@
     </w:p>
     <w:p>
       <w:pPr>
+        <w:pStyle w:val="Heading2"/>
+        <w:spacing w:after="100" w:before="220"/>
+      </w:pPr>
+      <w:r>
+        <w:rPr>
+          <w:b/>
+          <w:bCs/>
+          <w:color w:val="2563EB"/>
+          <w:sz w:val="24"/>
+          <w:szCs w:val="24"/>
+        </w:rPr>
+        <w:t xml:space="preserve">QZ-24 — Early submit waits for window end plus 1 hour</w:t>
+      </w:r>
+    </w:p>
+    <w:p>
+      <w:pPr>
+        <w:spacing w:after="100"/>
+      </w:pPr>
+      <w:r>
+        <w:rPr>
+          <w:sz w:val="21"/>
+          <w:szCs w:val="21"/>
+        </w:rPr>
+        <w:t xml:space="preserve">Steps: Student submits a mixed quiz 30 minutes before assignment EndDateTime, then opens the result immediately and again after EndDateTime + 1 hour (review not finalized).</w:t>
+      </w:r>
+    </w:p>
+    <w:p>
+      <w:pPr>
+        <w:spacing w:after="100"/>
+        <w:rPr>
+          <w:b/>
+          <w:bCs/>
+          <w:color w:val="166534"/>
+        </w:rPr>
+      </w:pPr>
+      <w:r>
+        <w:rPr>
+          <w:b/>
+          <w:bCs/>
+          <w:color w:val="166534"/>
+          <w:sz w:val="21"/>
+          <w:szCs w:val="21"/>
+        </w:rPr>
+        <w:t xml:space="preserve">Expected: Immediate result: Results pending, 0% announced, no correct answers. After End + 1 hour: auto-graded share announces (Partial results if subjective marks remain); descriptive/file stay pending; student score still hidden until 100% announced or teacher finalize.</w:t>
+      </w:r>
+    </w:p>
+    <w:p>
+      <w:pPr>
         <w:pStyle w:val="Heading1"/>
         <w:spacing w:after="100" w:before="220"/>
       </w:pPr>
@@ -15500,7 +15633,7 @@
           <w:sz w:val="21"/>
           <w:szCs w:val="21"/>
         </w:rPr>
-        <w:t xml:space="preserve">☐ QuizResultStatus is per student (Up Coming / Not Attempted / In Progress / Under Review / Expired / Completed) — student list prefers DB name over calculator.</w:t>
+        <w:t xml:space="preserve">☐ QuizResultStatus is per student (Up Coming / Not Attempted / In Progress / Under Review / Expired / Completed). Student list/detail overlay Results pending / Partial results from resultAnnouncedPercent until 100% is announced.</w:t>
       </w:r>
     </w:p>
     <w:p>
@@ -15704,7 +15837,7 @@
           <w:sz w:val="21"/>
           <w:szCs w:val="21"/>
         </w:rPr>
-        <w:t xml:space="preserve">☐ Shared Full / review-pending mask on submit and get-result until finalize when required.</w:t>
+        <w:t xml:space="preserve">☐ After submit, auto-graded results announce 1 hour after quiz completion (later of submit and assignment end). Teacher-review questions stay pending until finalize. Show resultAnnouncedPercent with the quiz.</w:t>
       </w:r>
     </w:p>
     <w:p>

--- a/docs/05_RankUp_Quiz_Business_QA.docx
+++ b/docs/05_RankUp_Quiz_Business_QA.docx
@@ -244,7 +244,7 @@
                 <w:sz w:val="17"/>
                 <w:szCs w:val="17"/>
               </w:rPr>
-              <w:t xml:space="preserve">PortalAdmin publish step only. Set when lifecycle moves Draft → Published after approval gates are satisfied. Shared catalog: Teacher, Coordinator, SchoolAdmin, CampusAdmin, PortalAdmin, and Parent may list and open the quiz regardless of creator or school. Those roles may also assign it to their own students/children. Students receive it via assignment or AudienceScope=Public only — publish does not auto-enroll every student.</w:t>
+              <w:t xml:space="preserve">PortalAdmin publish step only. Set when lifecycle moves Draft → Published after approval gates are satisfied. Shared catalog: Teacher, Coordinator, SchoolAdmin, CampusAdmin, PortalAdmin, and Parent may list and open the quiz regardless of creator or school. Those roles may also assign it to their own students/children. Students receive it via assignment or AudienceScope=Public only — publish does not auto-enroll every student. Assigning students does not change this status; it stays Published. A control on the quiz opens the assigned children/students list.</w:t>
             </w:r>
           </w:p>
         </w:tc>
@@ -272,20 +272,20 @@
                 <w:sz w:val="17"/>
                 <w:szCs w:val="17"/>
               </w:rPr>
-              <w:t xml:space="preserve">Assigned</w:t>
-            </w:r>
-          </w:p>
-        </w:tc>
-        <w:tc>
-          <w:p>
-            <w:r>
-              <w:rPr>
-                <w:b w:val="false"/>
-                <w:bCs w:val="false"/>
-                <w:sz w:val="17"/>
-                <w:szCs w:val="17"/>
-              </w:rPr>
-              <w:t xml:space="preserve">At least one assignment row exists. Assigned students can take the quiz. Further assigns allowed; owner may monitor/review/cancel upcoming. Archive of Published or Assigned quizzes is PortalAdmin only.</w:t>
+              <w:t xml:space="preserve">Assigned (legacy)</w:t>
+            </w:r>
+          </w:p>
+        </w:tc>
+        <w:tc>
+          <w:p>
+            <w:r>
+              <w:rPr>
+                <w:b w:val="false"/>
+                <w:bCs w:val="false"/>
+                <w:sz w:val="17"/>
+                <w:szCs w:val="17"/>
+              </w:rPr>
+              <w:t xml:space="preserve">Retired quiz-row status. Not written anymore. Existing rows remap to Published. Per-student assignment lives on quiz_assignment only.</w:t>
             </w:r>
           </w:p>
         </w:tc>
@@ -2683,20 +2683,20 @@
                 <w:sz w:val="17"/>
                 <w:szCs w:val="17"/>
               </w:rPr>
-              <w:t xml:space="preserve">Assigned</w:t>
-            </w:r>
-          </w:p>
-        </w:tc>
-        <w:tc>
-          <w:p>
-            <w:r>
-              <w:rPr>
-                <w:b w:val="false"/>
-                <w:bCs w:val="false"/>
-                <w:sz w:val="17"/>
-                <w:szCs w:val="17"/>
-              </w:rPr>
-              <w:t xml:space="preserve">Requires Lifecycle Published or Assigned; not Draft. Teacher quizzes: Approval=Approved. school-type: Published + Approved; assign to linked children. ≥1 question.</w:t>
+              <w:t xml:space="preserve">Published</w:t>
+            </w:r>
+          </w:p>
+        </w:tc>
+        <w:tc>
+          <w:p>
+            <w:r>
+              <w:rPr>
+                <w:b w:val="false"/>
+                <w:bCs w:val="false"/>
+                <w:sz w:val="17"/>
+                <w:szCs w:val="17"/>
+              </w:rPr>
+              <w:t xml:space="preserve">Requires Lifecycle Published (legacy Assigned rows still assignable). Not Draft. Teacher quizzes: Approval=Approved. school-type: Published + Approved; assign to linked children. ≥1 question. Does not change quiz lifecycle.</w:t>
             </w:r>
           </w:p>
         </w:tc>
@@ -2724,20 +2724,20 @@
                 <w:sz w:val="17"/>
                 <w:szCs w:val="17"/>
               </w:rPr>
-              <w:t xml:space="preserve">Assigned or Published</w:t>
-            </w:r>
-          </w:p>
-        </w:tc>
-        <w:tc>
-          <w:p>
-            <w:r>
-              <w:rPr>
-                <w:b w:val="false"/>
-                <w:bCs w:val="false"/>
-                <w:sz w:val="17"/>
-                <w:szCs w:val="17"/>
-              </w:rPr>
-              <w:t xml:space="preserve">Deletes only assignments with StartDateTime &gt; now. Restores Assigned if rows remain, else Published. Never uses Cancelled lifecycle.</w:t>
+              <w:t xml:space="preserve">Published</w:t>
+            </w:r>
+          </w:p>
+        </w:tc>
+        <w:tc>
+          <w:p>
+            <w:r>
+              <w:rPr>
+                <w:b w:val="false"/>
+                <w:bCs w:val="false"/>
+                <w:sz w:val="17"/>
+                <w:szCs w:val="17"/>
+              </w:rPr>
+              <w:t xml:space="preserve">Deletes only assignments with StartDateTime &gt; now. Quiz stays Published. Never uses Cancelled or Assigned lifecycle.</w:t>
             </w:r>
           </w:p>
         </w:tc>
@@ -4969,33 +4969,33 @@
                 <w:sz w:val="17"/>
                 <w:szCs w:val="17"/>
               </w:rPr>
-              <w:t xml:space="preserve">All school-type (any school/creator)</w:t>
-            </w:r>
-          </w:p>
-        </w:tc>
-        <w:tc>
-          <w:p>
-            <w:r>
-              <w:rPr>
-                <w:b w:val="false"/>
-                <w:bCs w:val="false"/>
-                <w:sz w:val="17"/>
-                <w:szCs w:val="17"/>
-              </w:rPr>
-              <w:t xml:space="preserve">All school-type (any school/creator)</w:t>
-            </w:r>
-          </w:p>
-        </w:tc>
-        <w:tc>
-          <w:p>
-            <w:r>
-              <w:rPr>
-                <w:b w:val="false"/>
-                <w:bCs w:val="false"/>
-                <w:sz w:val="17"/>
-                <w:szCs w:val="17"/>
-              </w:rPr>
-              <w:t xml:space="preserve">All school-type (any school/creator) + linked assignments + own school-type</w:t>
+              <w:t xml:space="preserve">All school-type ∪ roster assignments</w:t>
+            </w:r>
+          </w:p>
+        </w:tc>
+        <w:tc>
+          <w:p>
+            <w:r>
+              <w:rPr>
+                <w:b w:val="false"/>
+                <w:bCs w:val="false"/>
+                <w:sz w:val="17"/>
+                <w:szCs w:val="17"/>
+              </w:rPr>
+              <w:t xml:space="preserve">All school-type ∪ roster assignments</w:t>
+            </w:r>
+          </w:p>
+        </w:tc>
+        <w:tc>
+          <w:p>
+            <w:r>
+              <w:rPr>
+                <w:b w:val="false"/>
+                <w:bCs w:val="false"/>
+                <w:sz w:val="17"/>
+                <w:szCs w:val="17"/>
+              </w:rPr>
+              <w:t xml:space="preserve">All school-type ∪ linked-child assignments ∪ own</w:t>
             </w:r>
           </w:p>
         </w:tc>
@@ -5142,72 +5142,72 @@
                 <w:sz w:val="17"/>
                 <w:szCs w:val="17"/>
               </w:rPr>
-              <w:t xml:space="preserve">No</w:t>
-            </w:r>
-          </w:p>
-        </w:tc>
-        <w:tc>
-          <w:p>
-            <w:r>
-              <w:rPr>
-                <w:b w:val="false"/>
-                <w:bCs w:val="false"/>
-                <w:sz w:val="17"/>
-                <w:szCs w:val="17"/>
-              </w:rPr>
-              <w:t xml:space="preserve">No</w:t>
-            </w:r>
-          </w:p>
-        </w:tc>
-        <w:tc>
-          <w:p>
-            <w:r>
-              <w:rPr>
-                <w:b w:val="false"/>
-                <w:bCs w:val="false"/>
-                <w:sz w:val="17"/>
-                <w:szCs w:val="17"/>
-              </w:rPr>
-              <w:t xml:space="preserve">No</w:t>
-            </w:r>
-          </w:p>
-        </w:tc>
-        <w:tc>
-          <w:p>
-            <w:r>
-              <w:rPr>
-                <w:b w:val="false"/>
-                <w:bCs w:val="false"/>
-                <w:sz w:val="17"/>
-                <w:szCs w:val="17"/>
-              </w:rPr>
-              <w:t xml:space="preserve">No</w:t>
-            </w:r>
-          </w:p>
-        </w:tc>
-        <w:tc>
-          <w:p>
-            <w:r>
-              <w:rPr>
-                <w:b w:val="false"/>
-                <w:bCs w:val="false"/>
-                <w:sz w:val="17"/>
-                <w:szCs w:val="17"/>
-              </w:rPr>
-              <w:t xml:space="preserve">No</w:t>
-            </w:r>
-          </w:p>
-        </w:tc>
-        <w:tc>
-          <w:p>
-            <w:r>
-              <w:rPr>
-                <w:b w:val="false"/>
-                <w:bCs w:val="false"/>
-                <w:sz w:val="17"/>
-                <w:szCs w:val="17"/>
-              </w:rPr>
-              <w:t xml:space="preserve">Linked child / student</w:t>
+              <w:t xml:space="preserve">Yes (any student)</w:t>
+            </w:r>
+          </w:p>
+        </w:tc>
+        <w:tc>
+          <w:p>
+            <w:r>
+              <w:rPr>
+                <w:b w:val="false"/>
+                <w:bCs w:val="false"/>
+                <w:sz w:val="17"/>
+                <w:szCs w:val="17"/>
+              </w:rPr>
+              <w:t xml:space="preserve">School students</w:t>
+            </w:r>
+          </w:p>
+        </w:tc>
+        <w:tc>
+          <w:p>
+            <w:r>
+              <w:rPr>
+                <w:b w:val="false"/>
+                <w:bCs w:val="false"/>
+                <w:sz w:val="17"/>
+                <w:szCs w:val="17"/>
+              </w:rPr>
+              <w:t xml:space="preserve">Campus students</w:t>
+            </w:r>
+          </w:p>
+        </w:tc>
+        <w:tc>
+          <w:p>
+            <w:r>
+              <w:rPr>
+                <w:b w:val="false"/>
+                <w:bCs w:val="false"/>
+                <w:sz w:val="17"/>
+                <w:szCs w:val="17"/>
+              </w:rPr>
+              <w:t xml:space="preserve">Roster students</w:t>
+            </w:r>
+          </w:p>
+        </w:tc>
+        <w:tc>
+          <w:p>
+            <w:r>
+              <w:rPr>
+                <w:b w:val="false"/>
+                <w:bCs w:val="false"/>
+                <w:sz w:val="17"/>
+                <w:szCs w:val="17"/>
+              </w:rPr>
+              <w:t xml:space="preserve">Roster students</w:t>
+            </w:r>
+          </w:p>
+        </w:tc>
+        <w:tc>
+          <w:p>
+            <w:r>
+              <w:rPr>
+                <w:b w:val="false"/>
+                <w:bCs w:val="false"/>
+                <w:sz w:val="17"/>
+                <w:szCs w:val="17"/>
+              </w:rPr>
+              <w:t xml:space="preserve">Linked children</w:t>
             </w:r>
           </w:p>
         </w:tc>
@@ -5508,7 +5508,7 @@
           <w:sz w:val="21"/>
           <w:szCs w:val="21"/>
         </w:rPr>
-        <w:t xml:space="preserve">Monitor / review / cancel / allow-retry: on assignments the caller created for students in campus scope.</w:t>
+        <w:t xml:space="preserve">Monitor / review / allow-retry: roster students on viewable (catalog or owned) quizzes. Cancel-upcoming still requires quiz ownership.</w:t>
       </w:r>
     </w:p>
     <w:p>
@@ -12486,7 +12486,24 @@
           <w:sz w:val="21"/>
           <w:szCs w:val="21"/>
         </w:rPr>
-        <w:t xml:space="preserve">Parent list = shared published school-type catalog ∪ linked-child assignments ∪ own school-type.</w:t>
+        <w:t xml:space="preserve">Teacher/Coordinator list = shared published catalog ∪ roster-student assignments ∪ own quizzes.</w:t>
+      </w:r>
+    </w:p>
+    <w:p>
+      <w:pPr>
+        <w:pStyle w:val="ListParagraph"/>
+        <w:numPr>
+          <w:ilvl w:val="0"/>
+          <w:numId w:val="1"/>
+        </w:numPr>
+        <w:spacing w:after="60"/>
+      </w:pPr>
+      <w:r>
+        <w:rPr>
+          <w:sz w:val="21"/>
+          <w:szCs w:val="21"/>
+        </w:rPr>
+        <w:t xml:space="preserve">Assignment board / monitoring / pending reviews: Parent linked children; Teacher/Coordinator roster; CampusAdmin campus; SchoolAdmin school; PortalAdmin all.</w:t>
       </w:r>
     </w:p>
     <w:p>
@@ -12727,7 +12744,7 @@
                 <w:sz w:val="17"/>
                 <w:szCs w:val="17"/>
               </w:rPr>
-              <w:t xml:space="preserve">Role-scoped list. Student: assigned ∪ Public audience. Teacher/Coordinator/SchoolAdmin/CampusAdmin/Parent: all Published/Assigned/Archived school-type quizzes (any school, any creator) ∪ own drafts. SchoolAdmin also includes Teacher/Coordinator/CampusAdmin submitted pipeline drafts in the same school; CampusAdmin includes Teacher/Coordinator submitted drafts in the same campus. Parent also merge quizzes assigned to linked children/students. PortalAdmin: all published/assigned/archived plus pipeline drafts. Unsubmitted WIP drafts: owner only.</w:t>
+              <w:t xml:space="preserve">Role-scoped list. Student: assigned ∪ Public audience. Teacher/Coordinator/SchoolAdmin/CampusAdmin/Parent: all Published/Assigned/Archived school-type quizzes (any school, any creator) ∪ own drafts. Teacher/Coordinator also merge quizzes assigned to roster students. SchoolAdmin also includes Teacher/Coordinator/CampusAdmin submitted pipeline drafts in the same school; CampusAdmin includes Teacher/Coordinator submitted drafts in the same campus. Parent also merge quizzes assigned to linked children. PortalAdmin: all published/assigned/archived plus pipeline drafts. Unsubmitted WIP drafts: owner only.</w:t>
             </w:r>
           </w:p>
         </w:tc>
@@ -13035,7 +13052,7 @@
                 <w:sz w:val="17"/>
                 <w:szCs w:val="17"/>
               </w:rPr>
-              <w:t xml:space="preserve">Requires Lifecycle Published or Assigned (not Draft). Pending Approval blocked. Teacher quizzes need Approval=Approved. Creates assignments; lifecycle→Assigned. Parent mode=group uses a parent-owned group id.</w:t>
+              <w:t xml:space="preserve">Requires Lifecycle Published (legacy Assigned still allowed). Not Draft. Pending Approval blocked. Teacher quizzes need Approval=Approved. Creates assignments; lifecycle stays Published. Parent mode=group uses a parent-owned group id.</w:t>
             </w:r>
           </w:p>
         </w:tc>
@@ -13063,7 +13080,7 @@
                 <w:sz w:val="17"/>
                 <w:szCs w:val="17"/>
               </w:rPr>
-              <w:t xml:space="preserve">Remove upcoming assignments; restore Assigned or Published.</w:t>
+              <w:t xml:space="preserve">Remove upcoming assignments; quiz stays Published.</w:t>
             </w:r>
           </w:p>
         </w:tc>
@@ -13119,7 +13136,7 @@
                 <w:sz w:val="17"/>
                 <w:szCs w:val="17"/>
               </w:rPr>
-              <w:t xml:space="preserve">PortalAdmin only. Restore Published or Assigned.</w:t>
+              <w:t xml:space="preserve">PortalAdmin only. Restore Published.</w:t>
             </w:r>
           </w:p>
         </w:tc>
@@ -13371,7 +13388,35 @@
                 <w:sz w:val="17"/>
                 <w:szCs w:val="17"/>
               </w:rPr>
-              <w:t xml:space="preserve">Student own or Parent linked child; same announcement rule as submit (resultAnnouncedPercent, resultsAnnounceAt, ResultPending).</w:t>
+              <w:t xml:space="preserve">Student own; Parent linked child; Teacher/Coordinator roster student; CampusAdmin campus; SchoolAdmin school; PortalAdmin any. Same announcement rule as submit (resultAnnouncedPercent, resultsAnnounceAt, ResultPending).</w:t>
+            </w:r>
+          </w:p>
+        </w:tc>
+      </w:tr>
+      <w:tr>
+        <w:tc>
+          <w:p>
+            <w:r>
+              <w:rPr>
+                <w:b w:val="false"/>
+                <w:bCs w:val="false"/>
+                <w:sz w:val="17"/>
+                <w:szCs w:val="17"/>
+              </w:rPr>
+              <w:t xml:space="preserve">GET /api/quizzes/assignments</w:t>
+            </w:r>
+          </w:p>
+        </w:tc>
+        <w:tc>
+          <w:p>
+            <w:r>
+              <w:rPr>
+                <w:b w:val="false"/>
+                <w:bCs w:val="false"/>
+                <w:sz w:val="17"/>
+                <w:szCs w:val="17"/>
+              </w:rPr>
+              <w:t xml:space="preserve">Assignment board scoped to the caller’s students/children: Parent linked children; Teacher/Coordinator roster; CampusAdmin campus; SchoolAdmin school; PortalAdmin all. Optional studentId must be in that scope.</w:t>
             </w:r>
           </w:p>
         </w:tc>
@@ -13399,7 +13444,7 @@
                 <w:sz w:val="17"/>
                 <w:szCs w:val="17"/>
               </w:rPr>
-              <w:t xml:space="preserve">Owner progress board (incl. integrity signals where available).</w:t>
+              <w:t xml:space="preserve">Progress board for in-scope students on a viewable quiz (catalog or owned). Does not list other teachers’ students.</w:t>
             </w:r>
           </w:p>
         </w:tc>
@@ -13427,7 +13472,7 @@
                 <w:sz w:val="17"/>
                 <w:szCs w:val="17"/>
               </w:rPr>
-              <w:t xml:space="preserve">Subjective marking and release.</w:t>
+              <w:t xml:space="preserve">Subjective marking and release for in-scope students on a viewable quiz.</w:t>
             </w:r>
           </w:p>
         </w:tc>

--- a/docs/05_RankUp_Quiz_Business_QA.docx
+++ b/docs/05_RankUp_Quiz_Business_QA.docx
@@ -35,7 +35,7 @@
           <w:sz w:val="21"/>
           <w:szCs w:val="21"/>
         </w:rPr>
-        <w:t xml:space="preserve">Current implemented rules · 23 Aug 2026</w:t>
+        <w:t xml:space="preserve">Current implemented rules · 29 Aug 2026</w:t>
       </w:r>
     </w:p>
     <w:p>
@@ -9711,7 +9711,7 @@
                 <w:sz w:val="17"/>
                 <w:szCs w:val="17"/>
               </w:rPr>
-              <w:t xml:space="preserve">Single/TrueFalse first option; Multiple exact set; Fill accepted-answer rules.</w:t>
+              <w:t xml:space="preserve">Single/TrueFalse: first option, all-or-nothing. Multiple Choice / Matching / Ordering: proportional floored marks per correct component. Fill: full accepted-answer match only.</w:t>
             </w:r>
           </w:p>
         </w:tc>
@@ -9765,7 +9765,7 @@
                 <w:sz w:val="17"/>
                 <w:szCs w:val="17"/>
               </w:rPr>
-              <w:t xml:space="preserve">Descriptive: AI suggestion on submit + teacher finalize when answered. File Upload (link/path) requires teacher review. Fill + AllowTeacherReview / AllowAiReview (OpenAI or heuristic).</w:t>
+              <w:t xml:space="preserve">Descriptive/Essay: AI suggestion on submit + teacher finalize when answered. File Upload (link/path) requires teacher review. Fill: only a non-full match with AllowTeacherReview / AllowAiReview (OpenAI or heuristic).</w:t>
             </w:r>
           </w:p>
         </w:tc>
@@ -11411,7 +11411,7 @@
                 <w:sz w:val="17"/>
                 <w:szCs w:val="17"/>
               </w:rPr>
-              <w:t xml:space="preserve">First selected option; full marks if IsCorrect, else 0.</w:t>
+              <w:t xml:space="preserve">First selected option; full marks if IsCorrect, else 0. No partial marks.</w:t>
             </w:r>
           </w:p>
         </w:tc>
@@ -11439,7 +11439,7 @@
                 <w:sz w:val="17"/>
                 <w:szCs w:val="17"/>
               </w:rPr>
-              <w:t xml:space="preserve">Exact set match of correct option IDs → full marks; else 0.</w:t>
+              <w:t xml:space="preserve">Partial credit. Total components = number of expected correct options (not all available options). Correct components = how many of those expected options the student selected. Extra incorrect selections are not extra components and do not reduce marks if every expected correct option is selected. AwardedMarks = Floor(MaxMarks × Correct / Total). Fully correct → full marks and IsCorrect=true; zero correct → 0.</w:t>
             </w:r>
           </w:p>
         </w:tc>
@@ -11467,35 +11467,35 @@
                 <w:sz w:val="17"/>
                 <w:szCs w:val="17"/>
               </w:rPr>
-              <w:t xml:space="preserve">Match any accepted answer (case / partial / min-max length) OR correct option text (case-insensitive). If AllowTeacherReview → subjective for review masking. If AllowAiReview → OpenAI or heuristic suggestion.</w:t>
-            </w:r>
-          </w:p>
-        </w:tc>
-      </w:tr>
-      <w:tr>
-        <w:tc>
-          <w:p>
-            <w:r>
-              <w:rPr>
-                <w:b w:val="false"/>
-                <w:bCs w:val="false"/>
-                <w:sz w:val="17"/>
-                <w:szCs w:val="17"/>
-              </w:rPr>
-              <w:t xml:space="preserve">Descriptive / free text</w:t>
-            </w:r>
-          </w:p>
-        </w:tc>
-        <w:tc>
-          <w:p>
-            <w:r>
-              <w:rPr>
-                <w:b w:val="false"/>
-                <w:bCs w:val="false"/>
-                <w:sz w:val="17"/>
-                <w:szCs w:val="17"/>
-              </w:rPr>
-              <w:t xml:space="preserve">Marks 0 on auto-score; always subjective when answered; AI suggestion written to QuizReview.AiReviewComment on submit; teacher finalize required.</w:t>
+              <w:t xml:space="preserve">A full accepted-answer match (exact text; case-sensitive when configured; min/max length) auto-scores full marks and skips AI/teacher review. AllowPartialMatch is never treated as fully correct. A non-full match is not auto-marked; AI/teacher review runs only when AllowAiReview / AllowTeacherReview is on.</w:t>
+            </w:r>
+          </w:p>
+        </w:tc>
+      </w:tr>
+      <w:tr>
+        <w:tc>
+          <w:p>
+            <w:r>
+              <w:rPr>
+                <w:b w:val="false"/>
+                <w:bCs w:val="false"/>
+                <w:sz w:val="17"/>
+                <w:szCs w:val="17"/>
+              </w:rPr>
+              <w:t xml:space="preserve">Descriptive / Essay</w:t>
+            </w:r>
+          </w:p>
+        </w:tc>
+        <w:tc>
+          <w:p>
+            <w:r>
+              <w:rPr>
+                <w:b w:val="false"/>
+                <w:bCs w:val="false"/>
+                <w:sz w:val="17"/>
+                <w:szCs w:val="17"/>
+              </w:rPr>
+              <w:t xml:space="preserve">Never auto-marked from a predefined answer. Marks 0 on auto-score; always subjective when answered; AI suggestion written to QuizReview.AiReviewComment on submit; teacher/parent finalize required.</w:t>
             </w:r>
           </w:p>
         </w:tc>
@@ -11551,7 +11551,7 @@
                 <w:sz w:val="17"/>
                 <w:szCs w:val="17"/>
               </w:rPr>
-              <w:t xml:space="preserve">selectedOptionIds = right option ids in left order; exact sequence match awards full marks. Authoring UI edits pairs; storage remains lefts-then-rights (even count ≥4). Option shuffle disabled.</w:t>
+              <w:t xml:space="preserve">Partial credit. selectedOptionIds = right option ids in left order. Each required pair is one component. AwardedMarks = Floor(MaxMarks × correct pairs / total pairs). Storage remains lefts-then-rights (even count ≥4). Option shuffle disabled. Fully correct → full marks; zero correct pairs → 0.</w:t>
             </w:r>
           </w:p>
         </w:tc>
@@ -11579,7 +11579,7 @@
                 <w:sz w:val="17"/>
                 <w:szCs w:val="17"/>
               </w:rPr>
-              <w:t xml:space="preserve">selectedOptionIds = option ids in correct order; exact sequence match awards full marks.</w:t>
+              <w:t xml:space="preserve">Partial credit. selectedOptionIds = option ids in required DisplayOrder. Each required position is one component. AwardedMarks = Floor(MaxMarks × correctly placed items / total items). Option shuffle disabled. Fully correct → full marks; zero correct positions → 0.</w:t>
             </w:r>
           </w:p>
         </w:tc>
@@ -11607,40 +11607,12 @@
                 <w:sz w:val="17"/>
                 <w:szCs w:val="17"/>
               </w:rPr>
-              <w:t xml:space="preserve">Scored like Single Choice. Each option requires OptionImageUrl (caption text optional); image snapped onto QuizAttemptQuestionOption.</w:t>
+              <w:t xml:space="preserve">Scored like Single Choice (all-or-nothing). Each option requires OptionImageUrl (caption text optional); image snapped onto QuizAttemptQuestionOption.</w:t>
             </w:r>
           </w:p>
         </w:tc>
       </w:tr>
     </w:tbl>
-    <w:p>
-      <w:pPr>
-        <w:pStyle w:val="Heading1"/>
-        <w:spacing w:after="100" w:before="220"/>
-      </w:pPr>
-      <w:r>
-        <w:rPr>
-          <w:b/>
-          <w:bCs/>
-          <w:color w:val="2563EB"/>
-          <w:sz w:val="28"/>
-          <w:szCs w:val="28"/>
-        </w:rPr>
-        <w:t xml:space="preserve">10. Time Management</w:t>
-      </w:r>
-    </w:p>
-    <w:p>
-      <w:pPr>
-        <w:spacing w:after="100"/>
-      </w:pPr>
-      <w:r>
-        <w:rPr>
-          <w:sz w:val="21"/>
-          <w:szCs w:val="21"/>
-        </w:rPr>
-        <w:t xml:space="preserve">Status legend: Covered = implemented today; Partial = implemented with limitations; Gap = documented business intent, not built yet.</w:t>
-      </w:r>
-    </w:p>
     <w:p>
       <w:pPr>
         <w:pStyle w:val="Heading2"/>
@@ -11654,9 +11626,321 @@
           <w:sz w:val="24"/>
           <w:szCs w:val="24"/>
         </w:rPr>
-        <w:t xml:space="preserve">Quiz may have</w:t>
-      </w:r>
-    </w:p>
+        <w:t xml:space="preserve">Partial marks (Multiple Choice, Matching, Ordering)</w:t>
+      </w:r>
+    </w:p>
+    <w:p>
+      <w:pPr>
+        <w:spacing w:after="100"/>
+      </w:pPr>
+      <w:r>
+        <w:rPr>
+          <w:sz w:val="21"/>
+          <w:szCs w:val="21"/>
+        </w:rPr>
+        <w:t xml:space="preserve">Questions with multiple scorable components award marks in proportion to correctly answered components. Final awarded marks are always rounded down.</w:t>
+      </w:r>
+    </w:p>
+    <w:tbl>
+      <w:tblPr>
+        <w:tblW w:type="pct" w:w="100%"/>
+        <w:tblBorders>
+          <w:top w:val="single" w:color="auto" w:sz="4"/>
+          <w:left w:val="single" w:color="auto" w:sz="4"/>
+          <w:bottom w:val="single" w:color="auto" w:sz="4"/>
+          <w:right w:val="single" w:color="auto" w:sz="4"/>
+          <w:insideH w:val="single" w:color="auto" w:sz="4"/>
+          <w:insideV w:val="single" w:color="auto" w:sz="4"/>
+        </w:tblBorders>
+      </w:tblPr>
+      <w:tblGrid>
+        <w:gridCol w:w="100"/>
+        <w:gridCol w:w="100"/>
+      </w:tblGrid>
+      <w:tr>
+        <w:trPr>
+          <w:tblHeader/>
+        </w:trPr>
+        <w:tc>
+          <w:p>
+            <w:r>
+              <w:rPr>
+                <w:b/>
+                <w:bCs/>
+                <w:sz w:val="17"/>
+                <w:szCs w:val="17"/>
+              </w:rPr>
+              <w:t xml:space="preserve">Rule</w:t>
+            </w:r>
+          </w:p>
+        </w:tc>
+        <w:tc>
+          <w:p>
+            <w:r>
+              <w:rPr>
+                <w:b/>
+                <w:bCs/>
+                <w:sz w:val="17"/>
+                <w:szCs w:val="17"/>
+              </w:rPr>
+              <w:t xml:space="preserve">Detail</w:t>
+            </w:r>
+          </w:p>
+        </w:tc>
+      </w:tr>
+      <w:tr>
+        <w:tc>
+          <w:p>
+            <w:r>
+              <w:rPr>
+                <w:b w:val="false"/>
+                <w:bCs w:val="false"/>
+                <w:sz w:val="17"/>
+                <w:szCs w:val="17"/>
+              </w:rPr>
+              <w:t xml:space="preserve">Applies to</w:t>
+            </w:r>
+          </w:p>
+        </w:tc>
+        <w:tc>
+          <w:p>
+            <w:r>
+              <w:rPr>
+                <w:b w:val="false"/>
+                <w:bCs w:val="false"/>
+                <w:sz w:val="17"/>
+                <w:szCs w:val="17"/>
+              </w:rPr>
+              <w:t xml:space="preserve">Multiple Choice, Matching, and Ordering only. Not Single Choice, True/False, Fill in the Blanks, Essay, File Upload, or Media.</w:t>
+            </w:r>
+          </w:p>
+        </w:tc>
+      </w:tr>
+      <w:tr>
+        <w:tc>
+          <w:p>
+            <w:r>
+              <w:rPr>
+                <w:b w:val="false"/>
+                <w:bCs w:val="false"/>
+                <w:sz w:val="17"/>
+                <w:szCs w:val="17"/>
+              </w:rPr>
+              <w:t xml:space="preserve">Formula</w:t>
+            </w:r>
+          </w:p>
+        </w:tc>
+        <w:tc>
+          <w:p>
+            <w:r>
+              <w:rPr>
+                <w:b w:val="false"/>
+                <w:bCs w:val="false"/>
+                <w:sz w:val="17"/>
+                <w:szCs w:val="17"/>
+              </w:rPr>
+              <w:t xml:space="preserve">CorrectPercentage = (CorrectComponents / TotalComponents) × 100. CalculatedMarks = MaximumMarks × (CorrectComponents / TotalComponents). AwardedMarks = Floor(CalculatedMarks).</w:t>
+            </w:r>
+          </w:p>
+        </w:tc>
+      </w:tr>
+      <w:tr>
+        <w:tc>
+          <w:p>
+            <w:r>
+              <w:rPr>
+                <w:b w:val="false"/>
+                <w:bCs w:val="false"/>
+                <w:sz w:val="17"/>
+                <w:szCs w:val="17"/>
+              </w:rPr>
+              <w:t xml:space="preserve">Rounding</w:t>
+            </w:r>
+          </w:p>
+        </w:tc>
+        <w:tc>
+          <w:p>
+            <w:r>
+              <w:rPr>
+                <w:b w:val="false"/>
+                <w:bCs w:val="false"/>
+                <w:sz w:val="17"/>
+                <w:szCs w:val="17"/>
+              </w:rPr>
+              <w:t xml:space="preserve">Always floor/truncate. Never Math.Round. 1.0→1, 1.1→1, 1.5→1, 1.9→1, 2.0→2, 2.9→2.</w:t>
+            </w:r>
+          </w:p>
+        </w:tc>
+      </w:tr>
+      <w:tr>
+        <w:tc>
+          <w:p>
+            <w:r>
+              <w:rPr>
+                <w:b w:val="false"/>
+                <w:bCs w:val="false"/>
+                <w:sz w:val="17"/>
+                <w:szCs w:val="17"/>
+              </w:rPr>
+              <w:t xml:space="preserve">Fully correct</w:t>
+            </w:r>
+          </w:p>
+        </w:tc>
+        <w:tc>
+          <w:p>
+            <w:r>
+              <w:rPr>
+                <w:b w:val="false"/>
+                <w:bCs w:val="false"/>
+                <w:sz w:val="17"/>
+                <w:szCs w:val="17"/>
+              </w:rPr>
+              <w:t xml:space="preserve">CorrectComponents = TotalComponents → award full question marks. IsCorrect = true.</w:t>
+            </w:r>
+          </w:p>
+        </w:tc>
+      </w:tr>
+      <w:tr>
+        <w:tc>
+          <w:p>
+            <w:r>
+              <w:rPr>
+                <w:b w:val="false"/>
+                <w:bCs w:val="false"/>
+                <w:sz w:val="17"/>
+                <w:szCs w:val="17"/>
+              </w:rPr>
+              <w:t xml:space="preserve">Completely incorrect</w:t>
+            </w:r>
+          </w:p>
+        </w:tc>
+        <w:tc>
+          <w:p>
+            <w:r>
+              <w:rPr>
+                <w:b w:val="false"/>
+                <w:bCs w:val="false"/>
+                <w:sz w:val="17"/>
+                <w:szCs w:val="17"/>
+              </w:rPr>
+              <w:t xml:space="preserve">CorrectComponents = 0 → award 0 marks.</w:t>
+            </w:r>
+          </w:p>
+        </w:tc>
+      </w:tr>
+      <w:tr>
+        <w:tc>
+          <w:p>
+            <w:r>
+              <w:rPr>
+                <w:b w:val="false"/>
+                <w:bCs w:val="false"/>
+                <w:sz w:val="17"/>
+                <w:szCs w:val="17"/>
+              </w:rPr>
+              <w:t xml:space="preserve">Multiple Choice total</w:t>
+            </w:r>
+          </w:p>
+        </w:tc>
+        <w:tc>
+          <w:p>
+            <w:r>
+              <w:rPr>
+                <w:b w:val="false"/>
+                <w:bCs w:val="false"/>
+                <w:sz w:val="17"/>
+                <w:szCs w:val="17"/>
+              </w:rPr>
+              <w:t xml:space="preserve">Number of expected selectable (correct) answers — not the count of all options, and not selected options.</w:t>
+            </w:r>
+          </w:p>
+        </w:tc>
+      </w:tr>
+      <w:tr>
+        <w:tc>
+          <w:p>
+            <w:r>
+              <w:rPr>
+                <w:b w:val="false"/>
+                <w:bCs w:val="false"/>
+                <w:sz w:val="17"/>
+                <w:szCs w:val="17"/>
+              </w:rPr>
+              <w:t xml:space="preserve">Matching total</w:t>
+            </w:r>
+          </w:p>
+        </w:tc>
+        <w:tc>
+          <w:p>
+            <w:r>
+              <w:rPr>
+                <w:b w:val="false"/>
+                <w:bCs w:val="false"/>
+                <w:sz w:val="17"/>
+                <w:szCs w:val="17"/>
+              </w:rPr>
+              <w:t xml:space="preserve">Number of required matching pairs.</w:t>
+            </w:r>
+          </w:p>
+        </w:tc>
+      </w:tr>
+      <w:tr>
+        <w:tc>
+          <w:p>
+            <w:r>
+              <w:rPr>
+                <w:b w:val="false"/>
+                <w:bCs w:val="false"/>
+                <w:sz w:val="17"/>
+                <w:szCs w:val="17"/>
+              </w:rPr>
+              <w:t xml:space="preserve">Ordering total</w:t>
+            </w:r>
+          </w:p>
+        </w:tc>
+        <w:tc>
+          <w:p>
+            <w:r>
+              <w:rPr>
+                <w:b w:val="false"/>
+                <w:bCs w:val="false"/>
+                <w:sz w:val="17"/>
+                <w:szCs w:val="17"/>
+              </w:rPr>
+              <w:t xml:space="preserve">Number of items that must be placed correctly.</w:t>
+            </w:r>
+          </w:p>
+        </w:tc>
+      </w:tr>
+      <w:tr>
+        <w:tc>
+          <w:p>
+            <w:r>
+              <w:rPr>
+                <w:b w:val="false"/>
+                <w:bCs w:val="false"/>
+                <w:sz w:val="17"/>
+                <w:szCs w:val="17"/>
+              </w:rPr>
+              <w:t xml:space="preserve">Result fields</w:t>
+            </w:r>
+          </w:p>
+        </w:tc>
+        <w:tc>
+          <w:p>
+            <w:r>
+              <w:rPr>
+                <w:b w:val="false"/>
+                <w:bCs w:val="false"/>
+                <w:sz w:val="17"/>
+                <w:szCs w:val="17"/>
+              </w:rPr>
+              <w:t xml:space="preserve">MaximumMarks, CorrectComponents, TotalComponents, CorrectPercentage, AwardedMarks (QuizPartialCredit).</w:t>
+            </w:r>
+          </w:p>
+        </w:tc>
+      </w:tr>
+    </w:tbl>
     <w:tbl>
       <w:tblPr>
         <w:tblW w:type="pct" w:w="100%"/>
@@ -11687,7 +11971,7 @@
                 <w:sz w:val="17"/>
                 <w:szCs w:val="17"/>
               </w:rPr>
-              <w:t xml:space="preserve">Mode</w:t>
+              <w:t xml:space="preserve">Example</w:t>
             </w:r>
           </w:p>
         </w:tc>
@@ -11700,7 +11984,7 @@
                 <w:sz w:val="17"/>
                 <w:szCs w:val="17"/>
               </w:rPr>
-              <w:t xml:space="preserve">Status</w:t>
+              <w:t xml:space="preserve">Inputs</w:t>
             </w:r>
           </w:p>
         </w:tc>
@@ -11713,176 +11997,286 @@
                 <w:sz w:val="17"/>
                 <w:szCs w:val="17"/>
               </w:rPr>
-              <w:t xml:space="preserve">Detail</w:t>
-            </w:r>
-          </w:p>
-        </w:tc>
-      </w:tr>
-      <w:tr>
-        <w:tc>
-          <w:p>
-            <w:r>
-              <w:rPr>
-                <w:b w:val="false"/>
-                <w:bCs w:val="false"/>
-                <w:sz w:val="17"/>
-                <w:szCs w:val="17"/>
-              </w:rPr>
-              <w:t xml:space="preserve">No time limit</w:t>
-            </w:r>
-          </w:p>
-        </w:tc>
-        <w:tc>
-          <w:p>
-            <w:r>
-              <w:rPr>
-                <w:b w:val="false"/>
-                <w:bCs w:val="false"/>
-                <w:sz w:val="17"/>
-                <w:szCs w:val="17"/>
-              </w:rPr>
-              <w:t xml:space="preserve">Covered</w:t>
-            </w:r>
-          </w:p>
-        </w:tc>
-        <w:tc>
-          <w:p>
-            <w:r>
-              <w:rPr>
-                <w:b w:val="false"/>
-                <w:bCs w:val="false"/>
-                <w:sz w:val="17"/>
-                <w:szCs w:val="17"/>
-              </w:rPr>
-              <w:t xml:space="preserve">Quiz.TimeLimitMinutes is optional/null. Attempt page shows no countdown; student may take as long as the assignment window allows.</w:t>
-            </w:r>
-          </w:p>
-        </w:tc>
-      </w:tr>
-      <w:tr>
-        <w:tc>
-          <w:p>
-            <w:r>
-              <w:rPr>
-                <w:b w:val="false"/>
-                <w:bCs w:val="false"/>
-                <w:sz w:val="17"/>
-                <w:szCs w:val="17"/>
-              </w:rPr>
-              <w:t xml:space="preserve">Total quiz time limit</w:t>
-            </w:r>
-          </w:p>
-        </w:tc>
-        <w:tc>
-          <w:p>
-            <w:r>
-              <w:rPr>
-                <w:b w:val="false"/>
-                <w:bCs w:val="false"/>
-                <w:sz w:val="17"/>
-                <w:szCs w:val="17"/>
-              </w:rPr>
-              <w:t xml:space="preserve">Covered</w:t>
-            </w:r>
-          </w:p>
-        </w:tc>
-        <w:tc>
-          <w:p>
-            <w:r>
-              <w:rPr>
-                <w:b w:val="false"/>
-                <w:bCs w:val="false"/>
-                <w:sz w:val="17"/>
-                <w:szCs w:val="17"/>
-              </w:rPr>
-              <w:t xml:space="preserve">Stored as Quiz.TimeLimitMinutes. Create starts with null; recalculated as ceil(Σ EstimatedTimeSeconds / 60) when questions are added/updated/removed/attached. Metadata update preserves and refreshes that derived value (no manual field).</w:t>
-            </w:r>
-          </w:p>
-        </w:tc>
-      </w:tr>
-      <w:tr>
-        <w:tc>
-          <w:p>
-            <w:r>
-              <w:rPr>
-                <w:b w:val="false"/>
-                <w:bCs w:val="false"/>
-                <w:sz w:val="17"/>
-                <w:szCs w:val="17"/>
-              </w:rPr>
-              <w:t xml:space="preserve">Time limit per question</w:t>
-            </w:r>
-          </w:p>
-        </w:tc>
-        <w:tc>
-          <w:p>
-            <w:r>
-              <w:rPr>
-                <w:b w:val="false"/>
-                <w:bCs w:val="false"/>
-                <w:sz w:val="17"/>
-                <w:szCs w:val="17"/>
-              </w:rPr>
-              <w:t xml:space="preserve">Covered</w:t>
-            </w:r>
-          </w:p>
-        </w:tc>
-        <w:tc>
-          <w:p>
-            <w:r>
-              <w:rPr>
-                <w:b w:val="false"/>
-                <w:bCs w:val="false"/>
-                <w:sz w:val="17"/>
-                <w:szCs w:val="17"/>
-              </w:rPr>
-              <w:t xml:space="preserve">EstimatedTimeSeconds enforced at draft/submit: late answers ignored / capped; hard per-question timer in attempt UI.</w:t>
-            </w:r>
-          </w:p>
-        </w:tc>
-      </w:tr>
-      <w:tr>
-        <w:tc>
-          <w:p>
-            <w:r>
-              <w:rPr>
-                <w:b w:val="false"/>
-                <w:bCs w:val="false"/>
-                <w:sz w:val="17"/>
-                <w:szCs w:val="17"/>
-              </w:rPr>
-              <w:t xml:space="preserve">Fixed availability window</w:t>
-            </w:r>
-          </w:p>
-        </w:tc>
-        <w:tc>
-          <w:p>
-            <w:r>
-              <w:rPr>
-                <w:b w:val="false"/>
-                <w:bCs w:val="false"/>
-                <w:sz w:val="17"/>
-                <w:szCs w:val="17"/>
-              </w:rPr>
-              <w:t xml:space="preserve">Covered</w:t>
-            </w:r>
-          </w:p>
-        </w:tc>
-        <w:tc>
-          <w:p>
-            <w:r>
-              <w:rPr>
-                <w:b w:val="false"/>
-                <w:bCs w:val="false"/>
-                <w:sz w:val="17"/>
-                <w:szCs w:val="17"/>
-              </w:rPr>
-              <w:t xml:space="preserve">QuizAssignment.StartDateTime / EndDateTime gate start, resume, and submit. Outside the window the attempt is blocked or Expired.</w:t>
+              <w:t xml:space="preserve">Awarded</w:t>
+            </w:r>
+          </w:p>
+        </w:tc>
+      </w:tr>
+      <w:tr>
+        <w:tc>
+          <w:p>
+            <w:r>
+              <w:rPr>
+                <w:b w:val="false"/>
+                <w:bCs w:val="false"/>
+                <w:sz w:val="17"/>
+                <w:szCs w:val="17"/>
+              </w:rPr>
+              <w:t xml:space="preserve">Multiple Choice</w:t>
+            </w:r>
+          </w:p>
+        </w:tc>
+        <w:tc>
+          <w:p>
+            <w:r>
+              <w:rPr>
+                <w:b w:val="false"/>
+                <w:bCs w:val="false"/>
+                <w:sz w:val="17"/>
+                <w:szCs w:val="17"/>
+              </w:rPr>
+              <w:t xml:space="preserve">Max 2; 2 expected correct; student selects 1 correct and 1 wrong</w:t>
+            </w:r>
+          </w:p>
+        </w:tc>
+        <w:tc>
+          <w:p>
+            <w:r>
+              <w:rPr>
+                <w:b w:val="false"/>
+                <w:bCs w:val="false"/>
+                <w:sz w:val="17"/>
+                <w:szCs w:val="17"/>
+              </w:rPr>
+              <w:t xml:space="preserve">1/2 → 50% → award 1</w:t>
+            </w:r>
+          </w:p>
+        </w:tc>
+      </w:tr>
+      <w:tr>
+        <w:tc>
+          <w:p>
+            <w:r>
+              <w:rPr>
+                <w:b w:val="false"/>
+                <w:bCs w:val="false"/>
+                <w:sz w:val="17"/>
+                <w:szCs w:val="17"/>
+              </w:rPr>
+              <w:t xml:space="preserve">Decimal floor</w:t>
+            </w:r>
+          </w:p>
+        </w:tc>
+        <w:tc>
+          <w:p>
+            <w:r>
+              <w:rPr>
+                <w:b w:val="false"/>
+                <w:bCs w:val="false"/>
+                <w:sz w:val="17"/>
+                <w:szCs w:val="17"/>
+              </w:rPr>
+              <w:t xml:space="preserve">Max 3; 1 of 2 components correct</w:t>
+            </w:r>
+          </w:p>
+        </w:tc>
+        <w:tc>
+          <w:p>
+            <w:r>
+              <w:rPr>
+                <w:b w:val="false"/>
+                <w:bCs w:val="false"/>
+                <w:sz w:val="17"/>
+                <w:szCs w:val="17"/>
+              </w:rPr>
+              <w:t xml:space="preserve">1.5 → award 1 (never 2)</w:t>
+            </w:r>
+          </w:p>
+        </w:tc>
+      </w:tr>
+      <w:tr>
+        <w:tc>
+          <w:p>
+            <w:r>
+              <w:rPr>
+                <w:b w:val="false"/>
+                <w:bCs w:val="false"/>
+                <w:sz w:val="17"/>
+                <w:szCs w:val="17"/>
+              </w:rPr>
+              <w:t xml:space="preserve">Matching</w:t>
+            </w:r>
+          </w:p>
+        </w:tc>
+        <w:tc>
+          <w:p>
+            <w:r>
+              <w:rPr>
+                <w:b w:val="false"/>
+                <w:bCs w:val="false"/>
+                <w:sz w:val="17"/>
+                <w:szCs w:val="17"/>
+              </w:rPr>
+              <w:t xml:space="preserve">Max 4; 3 of 4 pairs correct</w:t>
+            </w:r>
+          </w:p>
+        </w:tc>
+        <w:tc>
+          <w:p>
+            <w:r>
+              <w:rPr>
+                <w:b w:val="false"/>
+                <w:bCs w:val="false"/>
+                <w:sz w:val="17"/>
+                <w:szCs w:val="17"/>
+              </w:rPr>
+              <w:t xml:space="preserve">award 3</w:t>
+            </w:r>
+          </w:p>
+        </w:tc>
+      </w:tr>
+      <w:tr>
+        <w:tc>
+          <w:p>
+            <w:r>
+              <w:rPr>
+                <w:b w:val="false"/>
+                <w:bCs w:val="false"/>
+                <w:sz w:val="17"/>
+                <w:szCs w:val="17"/>
+              </w:rPr>
+              <w:t xml:space="preserve">Matching floor</w:t>
+            </w:r>
+          </w:p>
+        </w:tc>
+        <w:tc>
+          <w:p>
+            <w:r>
+              <w:rPr>
+                <w:b w:val="false"/>
+                <w:bCs w:val="false"/>
+                <w:sz w:val="17"/>
+                <w:szCs w:val="17"/>
+              </w:rPr>
+              <w:t xml:space="preserve">Max 5; 3 of 4 pairs correct</w:t>
+            </w:r>
+          </w:p>
+        </w:tc>
+        <w:tc>
+          <w:p>
+            <w:r>
+              <w:rPr>
+                <w:b w:val="false"/>
+                <w:bCs w:val="false"/>
+                <w:sz w:val="17"/>
+                <w:szCs w:val="17"/>
+              </w:rPr>
+              <w:t xml:space="preserve">3.75 → award 3</w:t>
+            </w:r>
+          </w:p>
+        </w:tc>
+      </w:tr>
+      <w:tr>
+        <w:tc>
+          <w:p>
+            <w:r>
+              <w:rPr>
+                <w:b w:val="false"/>
+                <w:bCs w:val="false"/>
+                <w:sz w:val="17"/>
+                <w:szCs w:val="17"/>
+              </w:rPr>
+              <w:t xml:space="preserve">Ordering</w:t>
+            </w:r>
+          </w:p>
+        </w:tc>
+        <w:tc>
+          <w:p>
+            <w:r>
+              <w:rPr>
+                <w:b w:val="false"/>
+                <w:bCs w:val="false"/>
+                <w:sz w:val="17"/>
+                <w:szCs w:val="17"/>
+              </w:rPr>
+              <w:t xml:space="preserve">Max 4; 3 of 4 positions correct</w:t>
+            </w:r>
+          </w:p>
+        </w:tc>
+        <w:tc>
+          <w:p>
+            <w:r>
+              <w:rPr>
+                <w:b w:val="false"/>
+                <w:bCs w:val="false"/>
+                <w:sz w:val="17"/>
+                <w:szCs w:val="17"/>
+              </w:rPr>
+              <w:t xml:space="preserve">award 3</w:t>
+            </w:r>
+          </w:p>
+        </w:tc>
+      </w:tr>
+      <w:tr>
+        <w:tc>
+          <w:p>
+            <w:r>
+              <w:rPr>
+                <w:b w:val="false"/>
+                <w:bCs w:val="false"/>
+                <w:sz w:val="17"/>
+                <w:szCs w:val="17"/>
+              </w:rPr>
+              <w:t xml:space="preserve">Ordering floor</w:t>
+            </w:r>
+          </w:p>
+        </w:tc>
+        <w:tc>
+          <w:p>
+            <w:r>
+              <w:rPr>
+                <w:b w:val="false"/>
+                <w:bCs w:val="false"/>
+                <w:sz w:val="17"/>
+                <w:szCs w:val="17"/>
+              </w:rPr>
+              <w:t xml:space="preserve">Max 5; 3 of 4 positions correct</w:t>
+            </w:r>
+          </w:p>
+        </w:tc>
+        <w:tc>
+          <w:p>
+            <w:r>
+              <w:rPr>
+                <w:b w:val="false"/>
+                <w:bCs w:val="false"/>
+                <w:sz w:val="17"/>
+                <w:szCs w:val="17"/>
+              </w:rPr>
+              <w:t xml:space="preserve">3.75 → award 3</w:t>
             </w:r>
           </w:p>
         </w:tc>
       </w:tr>
     </w:tbl>
+    <w:p>
+      <w:pPr>
+        <w:pStyle w:val="Heading1"/>
+        <w:spacing w:after="100" w:before="220"/>
+      </w:pPr>
+      <w:r>
+        <w:rPr>
+          <w:b/>
+          <w:bCs/>
+          <w:color w:val="2563EB"/>
+          <w:sz w:val="28"/>
+          <w:szCs w:val="28"/>
+        </w:rPr>
+        <w:t xml:space="preserve">10. Time Management</w:t>
+      </w:r>
+    </w:p>
+    <w:p>
+      <w:pPr>
+        <w:spacing w:after="100"/>
+      </w:pPr>
+      <w:r>
+        <w:rPr>
+          <w:sz w:val="21"/>
+          <w:szCs w:val="21"/>
+        </w:rPr>
+        <w:t xml:space="preserve">Status legend: Covered = implemented today; Partial = implemented with limitations; Gap = documented business intent, not built yet.</w:t>
+      </w:r>
+    </w:p>
     <w:p>
       <w:pPr>
         <w:pStyle w:val="Heading2"/>
@@ -11896,7 +12290,7 @@
           <w:sz w:val="24"/>
           <w:szCs w:val="24"/>
         </w:rPr>
-        <w:t xml:space="preserve">The app should</w:t>
+        <w:t xml:space="preserve">Quiz may have</w:t>
       </w:r>
     </w:p>
     <w:tbl>
@@ -11929,6 +12323,248 @@
                 <w:sz w:val="17"/>
                 <w:szCs w:val="17"/>
               </w:rPr>
+              <w:t xml:space="preserve">Mode</w:t>
+            </w:r>
+          </w:p>
+        </w:tc>
+        <w:tc>
+          <w:p>
+            <w:r>
+              <w:rPr>
+                <w:b/>
+                <w:bCs/>
+                <w:sz w:val="17"/>
+                <w:szCs w:val="17"/>
+              </w:rPr>
+              <w:t xml:space="preserve">Status</w:t>
+            </w:r>
+          </w:p>
+        </w:tc>
+        <w:tc>
+          <w:p>
+            <w:r>
+              <w:rPr>
+                <w:b/>
+                <w:bCs/>
+                <w:sz w:val="17"/>
+                <w:szCs w:val="17"/>
+              </w:rPr>
+              <w:t xml:space="preserve">Detail</w:t>
+            </w:r>
+          </w:p>
+        </w:tc>
+      </w:tr>
+      <w:tr>
+        <w:tc>
+          <w:p>
+            <w:r>
+              <w:rPr>
+                <w:b w:val="false"/>
+                <w:bCs w:val="false"/>
+                <w:sz w:val="17"/>
+                <w:szCs w:val="17"/>
+              </w:rPr>
+              <w:t xml:space="preserve">No time limit</w:t>
+            </w:r>
+          </w:p>
+        </w:tc>
+        <w:tc>
+          <w:p>
+            <w:r>
+              <w:rPr>
+                <w:b w:val="false"/>
+                <w:bCs w:val="false"/>
+                <w:sz w:val="17"/>
+                <w:szCs w:val="17"/>
+              </w:rPr>
+              <w:t xml:space="preserve">Covered</w:t>
+            </w:r>
+          </w:p>
+        </w:tc>
+        <w:tc>
+          <w:p>
+            <w:r>
+              <w:rPr>
+                <w:b w:val="false"/>
+                <w:bCs w:val="false"/>
+                <w:sz w:val="17"/>
+                <w:szCs w:val="17"/>
+              </w:rPr>
+              <w:t xml:space="preserve">Quiz.TimeLimitMinutes is optional/null. Attempt page shows no countdown; student may take as long as the assignment window allows.</w:t>
+            </w:r>
+          </w:p>
+        </w:tc>
+      </w:tr>
+      <w:tr>
+        <w:tc>
+          <w:p>
+            <w:r>
+              <w:rPr>
+                <w:b w:val="false"/>
+                <w:bCs w:val="false"/>
+                <w:sz w:val="17"/>
+                <w:szCs w:val="17"/>
+              </w:rPr>
+              <w:t xml:space="preserve">Total quiz time limit</w:t>
+            </w:r>
+          </w:p>
+        </w:tc>
+        <w:tc>
+          <w:p>
+            <w:r>
+              <w:rPr>
+                <w:b w:val="false"/>
+                <w:bCs w:val="false"/>
+                <w:sz w:val="17"/>
+                <w:szCs w:val="17"/>
+              </w:rPr>
+              <w:t xml:space="preserve">Covered</w:t>
+            </w:r>
+          </w:p>
+        </w:tc>
+        <w:tc>
+          <w:p>
+            <w:r>
+              <w:rPr>
+                <w:b w:val="false"/>
+                <w:bCs w:val="false"/>
+                <w:sz w:val="17"/>
+                <w:szCs w:val="17"/>
+              </w:rPr>
+              <w:t xml:space="preserve">Stored as Quiz.TimeLimitMinutes. Create starts with null; recalculated as ceil(Σ EstimatedTimeSeconds / 60) when questions are added/updated/removed/attached. Metadata update preserves and refreshes that derived value (no manual field).</w:t>
+            </w:r>
+          </w:p>
+        </w:tc>
+      </w:tr>
+      <w:tr>
+        <w:tc>
+          <w:p>
+            <w:r>
+              <w:rPr>
+                <w:b w:val="false"/>
+                <w:bCs w:val="false"/>
+                <w:sz w:val="17"/>
+                <w:szCs w:val="17"/>
+              </w:rPr>
+              <w:t xml:space="preserve">Time limit per question</w:t>
+            </w:r>
+          </w:p>
+        </w:tc>
+        <w:tc>
+          <w:p>
+            <w:r>
+              <w:rPr>
+                <w:b w:val="false"/>
+                <w:bCs w:val="false"/>
+                <w:sz w:val="17"/>
+                <w:szCs w:val="17"/>
+              </w:rPr>
+              <w:t xml:space="preserve">Covered</w:t>
+            </w:r>
+          </w:p>
+        </w:tc>
+        <w:tc>
+          <w:p>
+            <w:r>
+              <w:rPr>
+                <w:b w:val="false"/>
+                <w:bCs w:val="false"/>
+                <w:sz w:val="17"/>
+                <w:szCs w:val="17"/>
+              </w:rPr>
+              <w:t xml:space="preserve">EstimatedTimeSeconds enforced at draft/submit: late answers ignored / capped; hard per-question timer in attempt UI.</w:t>
+            </w:r>
+          </w:p>
+        </w:tc>
+      </w:tr>
+      <w:tr>
+        <w:tc>
+          <w:p>
+            <w:r>
+              <w:rPr>
+                <w:b w:val="false"/>
+                <w:bCs w:val="false"/>
+                <w:sz w:val="17"/>
+                <w:szCs w:val="17"/>
+              </w:rPr>
+              <w:t xml:space="preserve">Fixed availability window</w:t>
+            </w:r>
+          </w:p>
+        </w:tc>
+        <w:tc>
+          <w:p>
+            <w:r>
+              <w:rPr>
+                <w:b w:val="false"/>
+                <w:bCs w:val="false"/>
+                <w:sz w:val="17"/>
+                <w:szCs w:val="17"/>
+              </w:rPr>
+              <w:t xml:space="preserve">Covered</w:t>
+            </w:r>
+          </w:p>
+        </w:tc>
+        <w:tc>
+          <w:p>
+            <w:r>
+              <w:rPr>
+                <w:b w:val="false"/>
+                <w:bCs w:val="false"/>
+                <w:sz w:val="17"/>
+                <w:szCs w:val="17"/>
+              </w:rPr>
+              <w:t xml:space="preserve">QuizAssignment.StartDateTime / EndDateTime gate start, resume, and submit. Outside the window the attempt is blocked or Expired.</w:t>
+            </w:r>
+          </w:p>
+        </w:tc>
+      </w:tr>
+    </w:tbl>
+    <w:p>
+      <w:pPr>
+        <w:pStyle w:val="Heading2"/>
+        <w:spacing w:after="100" w:before="220"/>
+      </w:pPr>
+      <w:r>
+        <w:rPr>
+          <w:b/>
+          <w:bCs/>
+          <w:color w:val="2563EB"/>
+          <w:sz w:val="24"/>
+          <w:szCs w:val="24"/>
+        </w:rPr>
+        <w:t xml:space="preserve">The app should</w:t>
+      </w:r>
+    </w:p>
+    <w:tbl>
+      <w:tblPr>
+        <w:tblW w:type="pct" w:w="100%"/>
+        <w:tblBorders>
+          <w:top w:val="single" w:color="auto" w:sz="4"/>
+          <w:left w:val="single" w:color="auto" w:sz="4"/>
+          <w:bottom w:val="single" w:color="auto" w:sz="4"/>
+          <w:right w:val="single" w:color="auto" w:sz="4"/>
+          <w:insideH w:val="single" w:color="auto" w:sz="4"/>
+          <w:insideV w:val="single" w:color="auto" w:sz="4"/>
+        </w:tblBorders>
+      </w:tblPr>
+      <w:tblGrid>
+        <w:gridCol w:w="100"/>
+        <w:gridCol w:w="100"/>
+        <w:gridCol w:w="100"/>
+      </w:tblGrid>
+      <w:tr>
+        <w:trPr>
+          <w:tblHeader/>
+        </w:trPr>
+        <w:tc>
+          <w:p>
+            <w:r>
+              <w:rPr>
+                <w:b/>
+                <w:bCs/>
+                <w:sz w:val="17"/>
+                <w:szCs w:val="17"/>
+              </w:rPr>
               <w:t xml:space="preserve">Behavior</w:t>
             </w:r>
           </w:p>
@@ -12249,7 +12885,7 @@
           <w:sz w:val="21"/>
           <w:szCs w:val="21"/>
         </w:rPr>
-        <w:t xml:space="preserve">RequiresReview per question: Descriptive OR File Upload OR (Fill + AllowTeacherReview + submitted text).</w:t>
+        <w:t xml:space="preserve">RequiresReview per question: Descriptive/Essay OR File Upload OR (Fill + AllowTeacherReview + submitted text that is not a full accepted-answer match).</w:t>
       </w:r>
     </w:p>
     <w:p>
@@ -12419,7 +13055,7 @@
           <w:sz w:val="21"/>
           <w:szCs w:val="21"/>
         </w:rPr>
-        <w:t xml:space="preserve">AI review: Descriptive always; Fill when AllowAiReview. OpenAI when configured, else heuristic. AI comment shown on teacher review screen; teacher still finalizes when required.</w:t>
+        <w:t xml:space="preserve">AI review: Descriptive/Essay always; Fill when AllowAiReview and the answer is not a full accepted-answer match. OpenAI when configured, else heuristic. AI comment shown on teacher review screen; teacher still finalizes when required.</w:t>
       </w:r>
     </w:p>
     <w:p>
@@ -15242,6 +15878,54 @@
     </w:p>
     <w:p>
       <w:pPr>
+        <w:pStyle w:val="Heading2"/>
+        <w:spacing w:after="100" w:before="220"/>
+      </w:pPr>
+      <w:r>
+        <w:rPr>
+          <w:b/>
+          <w:bCs/>
+          <w:color w:val="2563EB"/>
+          <w:sz w:val="24"/>
+          <w:szCs w:val="24"/>
+        </w:rPr>
+        <w:t xml:space="preserve">QZ-28 — Partial marks for Multiple Choice, Match, and Order</w:t>
+      </w:r>
+    </w:p>
+    <w:p>
+      <w:pPr>
+        <w:spacing w:after="100"/>
+      </w:pPr>
+      <w:r>
+        <w:rPr>
+          <w:sz w:val="21"/>
+          <w:szCs w:val="21"/>
+        </w:rPr>
+        <w:t xml:space="preserve">Steps: Student submits a 2-mark Multiple Choice with 2 expected correct options and selects 1 correctly; a 5-mark Matching with 3 of 4 pairs correct; a 4-mark Ordering with all items in place. Fill-blank is a full accepted-answer match. Essay is free text.</w:t>
+      </w:r>
+    </w:p>
+    <w:p>
+      <w:pPr>
+        <w:spacing w:after="100"/>
+        <w:rPr>
+          <w:b/>
+          <w:bCs/>
+          <w:color w:val="166534"/>
+        </w:rPr>
+      </w:pPr>
+      <w:r>
+        <w:rPr>
+          <w:b/>
+          <w:bCs/>
+          <w:color w:val="166534"/>
+          <w:sz w:val="21"/>
+          <w:szCs w:val="21"/>
+        </w:rPr>
+        <w:t xml:space="preserve">Expected: Multiple Choice awards 1 (50%, floored). Matching awards 3 (5×3/4=3.75 floored). Ordering awards 4. Fill-blank awards full marks with no AI/teacher review. Essay stays 0 pending teacher/AI review. 1.5 and 1.9 never round up.</w:t>
+      </w:r>
+    </w:p>
+    <w:p>
+      <w:pPr>
         <w:pStyle w:val="Heading1"/>
         <w:spacing w:after="100" w:before="220"/>
       </w:pPr>
@@ -15865,7 +16549,7 @@
           <w:sz w:val="21"/>
           <w:szCs w:val="21"/>
         </w:rPr>
-        <w:t xml:space="preserve">☐ Scoring: single/TF one correct; multi exact set; Fill accepted-answer rules.</w:t>
+        <w:t xml:space="preserve">☐ Scoring: single/TF all-or-nothing; Multiple Choice / Matching / Ordering proportional floored marks per correct component; Fill full accepted-answer match only; Essay never auto-marked.</w:t>
       </w:r>
     </w:p>
     <w:p>

--- a/docs/05_RankUp_Quiz_Business_QA.docx
+++ b/docs/05_RankUp_Quiz_Business_QA.docx
@@ -35,7 +35,7 @@
           <w:sz w:val="21"/>
           <w:szCs w:val="21"/>
         </w:rPr>
-        <w:t xml:space="preserve">Current implemented rules · 29 Aug 2026</w:t>
+        <w:t xml:space="preserve">Current implemented rules · 30 Aug 2026</w:t>
       </w:r>
     </w:p>
     <w:p>
@@ -1535,7 +1535,7 @@
                 <w:sz w:val="17"/>
                 <w:szCs w:val="17"/>
               </w:rPr>
-              <w:t xml:space="preserve">Written by ExpireOverdueUnattemptedAsync when an InProgress attempt’s assignment EndDateTime has passed; also blocked on start outside the window.</w:t>
+              <w:t xml:space="preserve">Written only for unattempted assignments whose window has passed (no QuizAttempt). InProgress attempts are auto-evaluated from the last draft and AutoSubmitted (83) when the window ends — they are not silently Expired without scores.</w:t>
             </w:r>
           </w:p>
         </w:tc>
@@ -1695,7 +1695,7 @@
                 <w:sz w:val="17"/>
                 <w:szCs w:val="17"/>
               </w:rPr>
-              <w:t xml:space="preserve">Written when EndDateTime passed with no completed attempt (unattempted or overdue InProgress). ExpireOverdue runs on student list and assign list.</w:t>
+              <w:t xml:space="preserve">Written when EndDateTime passed with no started attempt. Overdue InProgress attempts are auto-evaluated and AutoSubmitted instead. ExpireOverdue / overdue closer run on student list, assign list, monitoring, and review.</w:t>
             </w:r>
           </w:p>
         </w:tc>
@@ -8892,7 +8892,7 @@
           <w:sz w:val="21"/>
           <w:szCs w:val="21"/>
         </w:rPr>
-        <w:t xml:space="preserve">Status progression: assign writes Up Coming when StartAt &gt; now else Not Attempted; start → In Progress; submit → Under Review or Completed; ExpireOverdue promotes Upcoming and expires past-window / overdue InProgress. Student list prefers stored QuizResultStatusName.</w:t>
+        <w:t xml:space="preserve">Status progression: assign writes Up Coming when StartAt &gt; now else Not Attempted; start → In Progress; submit → Under Review or Completed; ExpireOverdue promotes Upcoming and expires past-window unattempted rows; overdue InProgress is auto-evaluated and AutoSubmitted. Student list prefers stored QuizResultStatusName.</w:t>
       </w:r>
     </w:p>
     <w:p>
@@ -9657,7 +9657,7 @@
                 <w:sz w:val="17"/>
                 <w:szCs w:val="17"/>
               </w:rPr>
-              <w:t xml:space="preserve">InProgress (81) → Submitted (82) or AutoSubmitted (83) → Reviewed (85) after finalize. Expired (84) via overdue job.</w:t>
+              <w:t xml:space="preserve">InProgress (81) → Submitted (82) or AutoSubmitted (83, including window-end auto-eval) → Reviewed (85) after finalize. Expired (84) only when the window ends with no attempt started.</w:t>
             </w:r>
           </w:p>
         </w:tc>
@@ -9711,7 +9711,7 @@
                 <w:sz w:val="17"/>
                 <w:szCs w:val="17"/>
               </w:rPr>
-              <w:t xml:space="preserve">Single/TrueFalse: first option, all-or-nothing. Multiple Choice / Matching / Ordering: proportional floored marks per correct component. Fill: full accepted-answer match only.</w:t>
+              <w:t xml:space="preserve">On submit and when the assignment window ends (overdue InProgress auto-submit). Single/TrueFalse: first option, all-or-nothing. Multiple Choice / Matching / Ordering: proportional floored marks. Fill: full accepted-answer match only. Every attempt question is scored from the submit payload or the last draft — missing payload answers are not skipped.</w:t>
             </w:r>
           </w:p>
         </w:tc>
@@ -10380,7 +10380,7 @@
                 <w:sz w:val="17"/>
                 <w:szCs w:val="17"/>
               </w:rPr>
-              <w:t xml:space="preserve">QuizAttemptStatus: Started (80), InProgress (81), Submitted (82), AutoSubmitted (83), Expired (84), Reviewed (85). Start writes InProgress; overdue InProgress → Expired.</w:t>
+              <w:t xml:space="preserve">QuizAttemptStatus: Started (80), InProgress (81), Submitted (82), AutoSubmitted (83), Expired (84), Reviewed (85). Start writes InProgress; overdue InProgress is auto-evaluated then AutoSubmitted.</w:t>
             </w:r>
           </w:p>
         </w:tc>
@@ -11551,7 +11551,7 @@
                 <w:sz w:val="17"/>
                 <w:szCs w:val="17"/>
               </w:rPr>
-              <w:t xml:space="preserve">Partial credit. selectedOptionIds = right option ids in left order. Each required pair is one component. AwardedMarks = Floor(MaxMarks × correct pairs / total pairs). Storage remains lefts-then-rights (even count ≥4). Option shuffle disabled. Fully correct → full marks; zero correct pairs → 0.</w:t>
+              <w:t xml:space="preserve">Partial credit. selectedOptionIds = right option ids in left order, including 0 for unmatched lefts so later pairs keep their index. Each required pair is one component (missing = that pair wrong). AwardedMarks = Floor(MaxMarks × correct pairs / total pairs). Storage remains lefts-then-rights (even count ≥4). Option shuffle disabled. Fully correct → full marks; zero correct pairs → 0.</w:t>
             </w:r>
           </w:p>
         </w:tc>
@@ -11579,7 +11579,7 @@
                 <w:sz w:val="17"/>
                 <w:szCs w:val="17"/>
               </w:rPr>
-              <w:t xml:space="preserve">Partial credit. selectedOptionIds = option ids in required DisplayOrder. Each required position is one component. AwardedMarks = Floor(MaxMarks × correctly placed items / total items). Option shuffle disabled. Fully correct → full marks; zero correct positions → 0.</w:t>
+              <w:t xml:space="preserve">Partial credit. selectedOptionIds = option ids in required DisplayOrder (empty positions stay 0). Each required position is one component. AwardedMarks = Floor(MaxMarks × correctly placed items / total items). Option shuffle disabled. Fully correct → full marks; zero correct positions → 0.</w:t>
             </w:r>
           </w:p>
         </w:tc>
@@ -11879,7 +11879,7 @@
                 <w:sz w:val="17"/>
                 <w:szCs w:val="17"/>
               </w:rPr>
-              <w:t xml:space="preserve">Number of required matching pairs.</w:t>
+              <w:t xml:space="preserve">Number of required matching pairs. Empty/unmatched left slots stay in position (0); they are not dropped, so later pairs are not scored against earlier slots.</w:t>
             </w:r>
           </w:p>
         </w:tc>
@@ -11907,7 +11907,7 @@
                 <w:sz w:val="17"/>
                 <w:szCs w:val="17"/>
               </w:rPr>
-              <w:t xml:space="preserve">Number of items that must be placed correctly.</w:t>
+              <w:t xml:space="preserve">Number of items that must be placed correctly. Empty positions stay in place.</w:t>
             </w:r>
           </w:p>
         </w:tc>
@@ -12176,6 +12176,47 @@
                 <w:sz w:val="17"/>
                 <w:szCs w:val="17"/>
               </w:rPr>
+              <w:t xml:space="preserve">Matching gap</w:t>
+            </w:r>
+          </w:p>
+        </w:tc>
+        <w:tc>
+          <w:p>
+            <w:r>
+              <w:rPr>
+                <w:b w:val="false"/>
+                <w:bCs w:val="false"/>
+                <w:sz w:val="17"/>
+                <w:szCs w:val="17"/>
+              </w:rPr>
+              <w:t xml:space="preserve">Max 3; pairs 1 and 3 correct, pair 2 unmatched</w:t>
+            </w:r>
+          </w:p>
+        </w:tc>
+        <w:tc>
+          <w:p>
+            <w:r>
+              <w:rPr>
+                <w:b w:val="false"/>
+                <w:bCs w:val="false"/>
+                <w:sz w:val="17"/>
+                <w:szCs w:val="17"/>
+              </w:rPr>
+              <w:t xml:space="preserve">2/3 → award 2 (pair 3 not shifted onto pair 2)</w:t>
+            </w:r>
+          </w:p>
+        </w:tc>
+      </w:tr>
+      <w:tr>
+        <w:tc>
+          <w:p>
+            <w:r>
+              <w:rPr>
+                <w:b w:val="false"/>
+                <w:bCs w:val="false"/>
+                <w:sz w:val="17"/>
+                <w:szCs w:val="17"/>
+              </w:rPr>
               <w:t xml:space="preserve">Ordering</w:t>
             </w:r>
           </w:p>
@@ -15633,7 +15674,7 @@
           <w:sz w:val="21"/>
           <w:szCs w:val="21"/>
         </w:rPr>
-        <w:t xml:space="preserve">Expected: No countdown UI, but start/submit is still rejected; overdue InProgress attempts transition to Expired (84).</w:t>
+        <w:t xml:space="preserve">Expected: No countdown UI, but a new start is still rejected. An overdue InProgress attempt is auto-evaluated and AutoSubmitted (83) from the last draft — not Expired-without-score.</w:t>
       </w:r>
     </w:p>
     <w:p>
@@ -15922,6 +15963,102 @@
           <w:szCs w:val="21"/>
         </w:rPr>
         <w:t xml:space="preserve">Expected: Multiple Choice awards 1 (50%, floored). Matching awards 3 (5×3/4=3.75 floored). Ordering awards 4. Fill-blank awards full marks with no AI/teacher review. Essay stays 0 pending teacher/AI review. 1.5 and 1.9 never round up.</w:t>
+      </w:r>
+    </w:p>
+    <w:p>
+      <w:pPr>
+        <w:pStyle w:val="Heading2"/>
+        <w:spacing w:after="100" w:before="220"/>
+      </w:pPr>
+      <w:r>
+        <w:rPr>
+          <w:b/>
+          <w:bCs/>
+          <w:color w:val="2563EB"/>
+          <w:sz w:val="24"/>
+          <w:szCs w:val="24"/>
+        </w:rPr>
+        <w:t xml:space="preserve">QZ-29 — Window end auto-evaluates an in-progress attempt</w:t>
+      </w:r>
+    </w:p>
+    <w:p>
+      <w:pPr>
+        <w:spacing w:after="100"/>
+      </w:pPr>
+      <w:r>
+        <w:rPr>
+          <w:sz w:val="21"/>
+          <w:szCs w:val="21"/>
+        </w:rPr>
+        <w:t xml:space="preserve">Steps: Student starts a quiz, saves drafts (including a full Fill-in-the-Blanks match), does not tap Submit. Assignment EndDateTime passes. Student or staff opens list / result / Check.</w:t>
+      </w:r>
+    </w:p>
+    <w:p>
+      <w:pPr>
+        <w:spacing w:after="100"/>
+        <w:rPr>
+          <w:b/>
+          <w:bCs/>
+          <w:color w:val="166534"/>
+        </w:rPr>
+      </w:pPr>
+      <w:r>
+        <w:rPr>
+          <w:b/>
+          <w:bCs/>
+          <w:color w:val="166534"/>
+          <w:sz w:val="21"/>
+          <w:szCs w:val="21"/>
+        </w:rPr>
+        <w:t xml:space="preserve">Expected: Attempt is AutoSubmitted with auto-evaluated marks (Fill full match = full marks; MC/Match/Order scored; Essay stays 0 pending review). Status is not Expired-without-score.</w:t>
+      </w:r>
+    </w:p>
+    <w:p>
+      <w:pPr>
+        <w:pStyle w:val="Heading2"/>
+        <w:spacing w:after="100" w:before="220"/>
+      </w:pPr>
+      <w:r>
+        <w:rPr>
+          <w:b/>
+          <w:bCs/>
+          <w:color w:val="2563EB"/>
+          <w:sz w:val="24"/>
+          <w:szCs w:val="24"/>
+        </w:rPr>
+        <w:t xml:space="preserve">QZ-30 — Matching unmatched slot stays index-aligned</w:t>
+      </w:r>
+    </w:p>
+    <w:p>
+      <w:pPr>
+        <w:spacing w:after="100"/>
+      </w:pPr>
+      <w:r>
+        <w:rPr>
+          <w:sz w:val="21"/>
+          <w:szCs w:val="21"/>
+        </w:rPr>
+        <w:t xml:space="preserve">Steps: Student matches pair 1 and pair 3 correctly and leaves pair 2 unmatched on a 3-mark Matching with 3 pairs.</w:t>
+      </w:r>
+    </w:p>
+    <w:p>
+      <w:pPr>
+        <w:spacing w:after="100"/>
+        <w:rPr>
+          <w:b/>
+          <w:bCs/>
+          <w:color w:val="166534"/>
+        </w:rPr>
+      </w:pPr>
+      <w:r>
+        <w:rPr>
+          <w:b/>
+          <w:bCs/>
+          <w:color w:val="166534"/>
+          <w:sz w:val="21"/>
+          <w:szCs w:val="21"/>
+        </w:rPr>
+        <w:t xml:space="preserve">Expected: CorrectComponents=2, TotalComponents=3, CalculatedMarks=2, AwardedMarks=2. Pair 3 is scored against pair 3, not shifted onto pair 2.</w:t>
       </w:r>
     </w:p>
     <w:p>
@@ -16549,7 +16686,7 @@
           <w:sz w:val="21"/>
           <w:szCs w:val="21"/>
         </w:rPr>
-        <w:t xml:space="preserve">☐ Scoring: single/TF all-or-nothing; Multiple Choice / Matching / Ordering proportional floored marks per correct component; Fill full accepted-answer match only; Essay never auto-marked.</w:t>
+        <w:t xml:space="preserve">☐ Scoring: on submit and when the assignment window ends (overdue InProgress auto-submit from last draft). Single/TF all-or-nothing; Multiple Choice / Matching / Ordering proportional floored marks; Fill full accepted-answer match only; Essay never auto-marked.</w:t>
       </w:r>
     </w:p>
     <w:p>

--- a/docs/05_RankUp_Quiz_Business_QA.docx
+++ b/docs/05_RankUp_Quiz_Business_QA.docx
@@ -1736,7 +1736,7 @@
                 <w:sz w:val="17"/>
                 <w:szCs w:val="17"/>
               </w:rPr>
-              <w:t xml:space="preserve">Written on submit when review is not pending (no subjective / review already done). Student UI may still show Results pending until the 1-hour auto-graded delay elapses.</w:t>
+              <w:t xml:space="preserve">Written when the owner marks the attempt Completed (finalize-review / IsReviewDone). Student UI shows Completed only after that action.</w:t>
             </w:r>
           </w:p>
         </w:tc>
@@ -1777,7 +1777,7 @@
                 <w:sz w:val="17"/>
                 <w:szCs w:val="17"/>
               </w:rPr>
-              <w:t xml:space="preserve">Written on submit when subjective teacher-review answers remain (IsReviewDone=false). Student UI overlays Results pending / Partial results from resultAnnouncedPercent until 100% is announced.</w:t>
+              <w:t xml:space="preserve">Written on submit while IsReviewDone=false. Student UI overlays Results pending (window still open) or Partial results (due date passed, auto-graded announced) until the owner clicks Completed.</w:t>
             </w:r>
           </w:p>
         </w:tc>
@@ -9819,7 +9819,7 @@
                 <w:sz w:val="17"/>
                 <w:szCs w:val="17"/>
               </w:rPr>
-              <w:t xml:space="preserve">Auto-graded questions (known correct answer already on the item) announce 1 hour after quiz completion (later of submit and assignment EndDateTime). Teacher-review questions stay pending until finalize. List/detail/result show resultAnnouncedPercent. ReviewDisplayMode modes are retired.</w:t>
+              <w:t xml:space="preserve">Auto-graded questions announce when the assignment due date ends (later of submit and EndDateTime). Teacher-review questions and full Completed status wait until the owner clicks Completed. List/detail/result show resultAnnouncedPercent.</w:t>
             </w:r>
           </w:p>
         </w:tc>
@@ -12066,20 +12066,20 @@
                 <w:sz w:val="17"/>
                 <w:szCs w:val="17"/>
               </w:rPr>
-              <w:t xml:space="preserve">Max 3; 1 of 2 components correct</w:t>
-            </w:r>
-          </w:p>
-        </w:tc>
-        <w:tc>
-          <w:p>
-            <w:r>
-              <w:rPr>
-                <w:b w:val="false"/>
-                <w:bCs w:val="false"/>
-                <w:sz w:val="17"/>
-                <w:szCs w:val="17"/>
-              </w:rPr>
-              <w:t xml:space="preserve">1.5 → award 1 (never 2)</w:t>
+              <w:t xml:space="preserve">Max 3; 2 expected correct; student selects 1 correct and 1 wrong</w:t>
+            </w:r>
+          </w:p>
+        </w:tc>
+        <w:tc>
+          <w:p>
+            <w:r>
+              <w:rPr>
+                <w:b w:val="false"/>
+                <w:bCs w:val="false"/>
+                <w:sz w:val="17"/>
+                <w:szCs w:val="17"/>
+              </w:rPr>
+              <w:t xml:space="preserve">1.5 → award 1 (never 2 or 3)</w:t>
             </w:r>
           </w:p>
         </w:tc>
@@ -12977,7 +12977,7 @@
           <w:sz w:val="21"/>
           <w:szCs w:val="21"/>
         </w:rPr>
-        <w:t xml:space="preserve">Quiz completion = later of student SubmittedAt and assignment EndDateTime. Auto-graded questions (known correct answer already on the item: MCQ, T/F, multi-select, matching, ordering, media, fill-blank) announce 1 hour after that (QuizReviewDisplay.ObjectiveAnnouncementDelayHours = 1). Early submitters do not see answers while the window is still open.</w:t>
+        <w:t xml:space="preserve">Quiz completion = later of student SubmittedAt and assignment EndDateTime. Auto-graded questions (known correct answer already on the item: MCQ, T/F, multi-select, matching, ordering, media, fill-blank) announce when that moment is reached. Early submitters do not see answers while the window is still open.</w:t>
       </w:r>
     </w:p>
     <w:p>
@@ -12994,7 +12994,7 @@
           <w:sz w:val="21"/>
           <w:szCs w:val="21"/>
         </w:rPr>
-        <w:t xml:space="preserve">Teacher-review questions (Descriptive, File Upload) stay pending until finalize (IsReviewDone). The 1-hour delay does not announce them.</w:t>
+        <w:t xml:space="preserve">Teacher-review questions (Descriptive, File Upload) stay pending until the owner marks the attempt Completed (IsReviewDone). Full student status Completed also waits for that owner action.</w:t>
       </w:r>
     </w:p>
     <w:p>
@@ -13028,7 +13028,7 @@
           <w:sz w:val="21"/>
           <w:szCs w:val="21"/>
         </w:rPr>
-        <w:t xml:space="preserve">Student-facing status overlay: 0% → Results pending; 1–99% → Partial results; 100% → Completed or Reviewed. Stored QuizResultStatus on submit remains Under Review or Completed.</w:t>
+        <w:t xml:space="preserve">Student-facing status overlay: window still open → Results pending; due date passed → Partial results (auto-graded visible); owner Completed → Completed or Reviewed. Stored QuizResultStatus on submit remains Under Review until owner Completed.</w:t>
       </w:r>
     </w:p>
     <w:p>
@@ -13045,7 +13045,7 @@
           <w:sz w:val="21"/>
           <w:szCs w:val="21"/>
         </w:rPr>
-        <w:t xml:space="preserve">Per-question ResultPending hides marks, correctness, correct answers, and explanations until that question is announced. List/detail hide resultPercent until announced percent is 100.</w:t>
+        <w:t xml:space="preserve">Per-question ResultPending hides marks, correctness, correct answers, and explanations until that question is announced. List/detail hide the student’s score percent until the owner marks Completed.</w:t>
       </w:r>
     </w:p>
     <w:p>
@@ -13214,7 +13214,7 @@
           <w:sz w:val="21"/>
           <w:szCs w:val="21"/>
         </w:rPr>
-        <w:t xml:space="preserve">Student/parent results: auto-graded questions announce 1 hour after quiz completion; teacher-review questions stay pending until finalize. Show resultAnnouncedPercent with the quiz.</w:t>
+        <w:t xml:space="preserve">Student/parent results: auto-graded questions announce when the due date ends; teacher-review questions and full Completed wait until the owner clicks Completed. Show resultAnnouncedPercent with the quiz.</w:t>
       </w:r>
     </w:p>
     <w:p>
@@ -14009,7 +14009,7 @@
                 <w:sz w:val="17"/>
                 <w:szCs w:val="17"/>
               </w:rPr>
-              <w:t xml:space="preserve">Student submit + auto-score; IsAutoSubmit → AutoSubmitted; delayed auto-graded announcement (1 hour after completion) + per-question ResultPending.</w:t>
+              <w:t xml:space="preserve">Student submit + auto-score; IsAutoSubmit → AutoSubmitted; auto-graded announcement when the due date ends + per-question ResultPending until then. Full Completed waits for the owner.</w:t>
             </w:r>
           </w:p>
         </w:tc>
@@ -14954,7 +14954,7 @@
           <w:sz w:val="21"/>
           <w:szCs w:val="21"/>
         </w:rPr>
-        <w:t xml:space="preserve">Expected: Until 1 hour after quiz completion (later of submit and EndDateTime), announced percent is 0 and all results stay pending. After the delay, auto-graded questions announce; teacher-review questions stay ResultPending until finalize. List/detail show resultAnnouncedPercent; full resultPercent stays hidden until 100%.</w:t>
+        <w:t xml:space="preserve">Expected: Until the due date (later of submit and EndDateTime), announced percent is 0 and all results stay pending. After the due date, auto-graded questions announce (Partial results + announced percent); teacher-review questions stay ResultPending until the owner clicks Completed. List/detail hide the student’s score percent until that owner action.</w:t>
       </w:r>
     </w:p>
     <w:p>
@@ -15882,7 +15882,7 @@
           <w:sz w:val="24"/>
           <w:szCs w:val="24"/>
         </w:rPr>
-        <w:t xml:space="preserve">QZ-24 — Early submit waits for window end plus 1 hour</w:t>
+        <w:t xml:space="preserve">QZ-24 — Early submit waits for the due date; owner Completed releases the full result</w:t>
       </w:r>
     </w:p>
     <w:p>
@@ -15894,7 +15894,7 @@
           <w:sz w:val="21"/>
           <w:szCs w:val="21"/>
         </w:rPr>
-        <w:t xml:space="preserve">Steps: Student submits a mixed quiz 30 minutes before assignment EndDateTime, then opens the result immediately and again after EndDateTime + 1 hour (review not finalized).</w:t>
+        <w:t xml:space="preserve">Steps: Student submits a mixed quiz 30 minutes before assignment EndDateTime, then opens the result immediately, after EndDateTime, and after the owner clicks Completed.</w:t>
       </w:r>
     </w:p>
     <w:p>
@@ -15914,7 +15914,7 @@
           <w:sz w:val="21"/>
           <w:szCs w:val="21"/>
         </w:rPr>
-        <w:t xml:space="preserve">Expected: Immediate result: Results pending, 0% announced, no correct answers. After End + 1 hour: auto-graded share announces (Partial results if subjective marks remain); descriptive/file stay pending; student score still hidden until 100% announced or teacher finalize.</w:t>
+        <w:t xml:space="preserve">Expected: Immediate result: Results pending, 0% announced, no correct answers. After due date: auto-graded share announces (Partial results + announced percent); descriptive/file stay pending. Owner Completed: announced 100%, status Completed, full score visible.</w:t>
       </w:r>
     </w:p>
     <w:p>
@@ -16703,7 +16703,7 @@
           <w:sz w:val="21"/>
           <w:szCs w:val="21"/>
         </w:rPr>
-        <w:t xml:space="preserve">☐ After submit, auto-graded results announce 1 hour after quiz completion (later of submit and assignment end). Teacher-review questions stay pending until finalize. Show resultAnnouncedPercent with the quiz.</w:t>
+        <w:t xml:space="preserve">☐ After submit, auto-graded results announce when the assignment due date ends. Teacher-review questions and full Completed wait until the owner clicks Completed. Show resultAnnouncedPercent with the quiz.</w:t>
       </w:r>
     </w:p>
     <w:p>

--- a/docs/05_RankUp_Quiz_Business_QA.docx
+++ b/docs/05_RankUp_Quiz_Business_QA.docx
@@ -12943,7 +12943,7 @@
           <w:sz w:val="21"/>
           <w:szCs w:val="21"/>
         </w:rPr>
-        <w:t xml:space="preserve">Mark answers: awarded marks in [0, MaxMarks]; not if already finalized.</w:t>
+        <w:t xml:space="preserve">Mark answers: awarded marks in [0, MaxMarks]. After owner Completed (IsReviewDone), mark/feedback updates are rejected and the review workspace is read-only until Allow Retry.</w:t>
       </w:r>
     </w:p>
     <w:p>
@@ -12960,7 +12960,7 @@
           <w:sz w:val="21"/>
           <w:szCs w:val="21"/>
         </w:rPr>
-        <w:t xml:space="preserve">Finalize: all RequiresReview questions with text must have human feedback; attempt → Reviewed; assignment.IsReviewDone = true.</w:t>
+        <w:t xml:space="preserve">Finalize: all RequiresReview questions with text must have human feedback; attempt → Reviewed; assignment.IsReviewDone = true. Completed results cannot be edited again on the review page.</w:t>
       </w:r>
     </w:p>
     <w:p>
@@ -13096,7 +13096,7 @@
           <w:sz w:val="21"/>
           <w:szCs w:val="21"/>
         </w:rPr>
-        <w:t xml:space="preserve">AI review: Descriptive/Essay always; Fill when AllowAiReview and the answer is not a full accepted-answer match. OpenAI when configured, else heuristic. AI comment shown on teacher review screen; teacher still finalizes when required.</w:t>
+        <w:t xml:space="preserve">AI review: Descriptive/Essay always; Fill when AllowAiReview and the answer is not a full accepted-answer match. OpenAI when configured, else heuristic. AI comment is shown only on the teacher/owner review screen. Student and parent result screens show teacher/checker feedback only — never AI.</w:t>
       </w:r>
     </w:p>
     <w:p>
@@ -14149,7 +14149,7 @@
                 <w:sz w:val="17"/>
                 <w:szCs w:val="17"/>
               </w:rPr>
-              <w:t xml:space="preserve">Subjective marking and release for in-scope students on a viewable quiz.</w:t>
+              <w:t xml:space="preserve">Subjective marking and release for in-scope students on a viewable quiz. PUT answers is rejected after Completed.</w:t>
             </w:r>
           </w:p>
         </w:tc>
@@ -15002,7 +15002,7 @@
           <w:sz w:val="21"/>
           <w:szCs w:val="21"/>
         </w:rPr>
-        <w:t xml:space="preserve">Expected: Attempt→Reviewed; IsReviewDone=true; announced percent becomes 100%; student/parent see full scores/answers including previously pending teacher-review questions.</w:t>
+        <w:t xml:space="preserve">Expected: Attempt→Reviewed; IsReviewDone=true; announced percent becomes 100%; student/parent see full scores/answers including previously pending teacher-review questions. After Completed, marks and feedback cannot be changed on the review page.</w:t>
       </w:r>
     </w:p>
     <w:p>

--- a/docs/05_RankUp_Quiz_Business_QA.docx
+++ b/docs/05_RankUp_Quiz_Business_QA.docx
@@ -9063,7 +9063,7 @@
                 <w:sz w:val="17"/>
                 <w:szCs w:val="17"/>
               </w:rPr>
-              <w:t xml:space="preserve">/student/quizzes detail; assignment row or Public catalog quiz.</w:t>
+              <w:t xml:space="preserve">/student/quizzes detail; assignment row or Public catalog quiz. Shows attempt count and each submitted attempt with its result.</w:t>
             </w:r>
           </w:p>
         </w:tc>
@@ -10015,6 +10015,23 @@
           <w:szCs w:val="21"/>
         </w:rPr>
         <w:t xml:space="preserve">New start blocked when ExistingAttemptCount ≥ AllowedAttempts.</w:t>
+      </w:r>
+    </w:p>
+    <w:p>
+      <w:pPr>
+        <w:pStyle w:val="ListParagraph"/>
+        <w:numPr>
+          <w:ilvl w:val="0"/>
+          <w:numId w:val="1"/>
+        </w:numPr>
+        <w:spacing w:after="60"/>
+      </w:pPr>
+      <w:r>
+        <w:rPr>
+          <w:sz w:val="21"/>
+          <w:szCs w:val="21"/>
+        </w:rPr>
+        <w:t xml:space="preserve">Reassign after the window ends does not delete or rewrite prior attempts. The next start inserts a new QuizAttempt. Student quiz detail returns attempts[] (number, status, result, submitted time).</w:t>
       </w:r>
     </w:p>
     <w:p>
@@ -13729,7 +13746,7 @@
                 <w:sz w:val="17"/>
                 <w:szCs w:val="17"/>
               </w:rPr>
-              <w:t xml:space="preserve">Requires Lifecycle Published (legacy Assigned still allowed). Not Draft. Pending Approval blocked. Teacher quizzes need Approval=Approved. Creates assignments; lifecycle stays Published. Parent mode=group uses a parent-owned group id.</w:t>
+              <w:t xml:space="preserve">Requires Lifecycle Published (legacy Assigned still allowed). Not Draft. Pending Approval blocked. Teacher quizzes need Approval=Approved. Creates assignments; lifecycle stays Published. Parent mode=group uses a parent-owned group id. Reassign after the window ends keeps prior attempts and adds a new attempt grant.</w:t>
             </w:r>
           </w:p>
         </w:tc>
@@ -16059,6 +16076,54 @@
           <w:szCs w:val="21"/>
         </w:rPr>
         <w:t xml:space="preserve">Expected: CorrectComponents=2, TotalComponents=3, CalculatedMarks=2, AwardedMarks=2. Pair 3 is scored against pair 3, not shifted onto pair 2.</w:t>
+      </w:r>
+    </w:p>
+    <w:p>
+      <w:pPr>
+        <w:pStyle w:val="Heading2"/>
+        <w:spacing w:after="100" w:before="220"/>
+      </w:pPr>
+      <w:r>
+        <w:rPr>
+          <w:b/>
+          <w:bCs/>
+          <w:color w:val="2563EB"/>
+          <w:sz w:val="24"/>
+          <w:szCs w:val="24"/>
+        </w:rPr>
+        <w:t xml:space="preserve">QZ-31 — Reassign after an attempted quiz keeps old results</w:t>
+      </w:r>
+    </w:p>
+    <w:p>
+      <w:pPr>
+        <w:spacing w:after="100"/>
+      </w:pPr>
+      <w:r>
+        <w:rPr>
+          <w:sz w:val="21"/>
+          <w:szCs w:val="21"/>
+        </w:rPr>
+        <w:t xml:space="preserve">Steps: Student submits quiz 36. After the due date a parent or teacher assigns the same quiz again. Student opens quiz details and starts.</w:t>
+      </w:r>
+    </w:p>
+    <w:p>
+      <w:pPr>
+        <w:spacing w:after="100"/>
+        <w:rPr>
+          <w:b/>
+          <w:bCs/>
+          <w:color w:val="166534"/>
+        </w:rPr>
+      </w:pPr>
+      <w:r>
+        <w:rPr>
+          <w:b/>
+          <w:bCs/>
+          <w:color w:val="166534"/>
+          <w:sz w:val="21"/>
+          <w:szCs w:val="21"/>
+        </w:rPr>
+        <w:t xml:space="preserve">Expected: Existing QuizAttempt rows and scores stay. Assignment AllowedAttempts = old count + new grant. Start creates attempt #2. Detail shows attempt count and each prior result.</w:t>
       </w:r>
     </w:p>
     <w:p>

--- a/docs/05_RankUp_Quiz_Business_QA.docx
+++ b/docs/05_RankUp_Quiz_Business_QA.docx
@@ -12854,7 +12854,7 @@
                 <w:sz w:val="17"/>
                 <w:szCs w:val="17"/>
               </w:rPr>
-              <w:t xml:space="preserve">Assignment window expiry blocks/expires attempts. Allow Retry grants ExtraAttempts after review; does not reopen EndDateTime by itself.</w:t>
+              <w:t xml:space="preserve">Assignment window expiry blocks/expires attempts. Allow Retry grants ExtraAttempts after quota is used (review finalize not required). Reassign can also open a new window. Prior attempts stay.</w:t>
             </w:r>
           </w:p>
         </w:tc>
@@ -13746,7 +13746,7 @@
                 <w:sz w:val="17"/>
                 <w:szCs w:val="17"/>
               </w:rPr>
-              <w:t xml:space="preserve">Requires Lifecycle Published (legacy Assigned still allowed). Not Draft. Pending Approval blocked. Teacher quizzes need Approval=Approved. Creates assignments; lifecycle stays Published. Parent mode=group uses a parent-owned group id. Reassign after the window ends keeps prior attempts and adds a new attempt grant.</w:t>
+              <w:t xml:space="preserve">Requires Lifecycle Published (legacy Assigned still allowed). Not Draft. Pending Approval blocked. Teacher quizzes need Approval=Approved. Creates assignments; lifecycle stays Published. Parent mode=group uses a parent-owned group id. Reassign is allowed after the window ends, or while it is open if the student already attempted. Prior attempts stay.</w:t>
             </w:r>
           </w:p>
         </w:tc>
@@ -13886,7 +13886,7 @@
                 <w:sz w:val="17"/>
                 <w:szCs w:val="17"/>
               </w:rPr>
-              <w:t xml:space="preserve">After review finalized; ExtraAttempts (+1 default).</w:t>
+              <w:t xml:space="preserve">After quota is used (attempt count ≥ allowed). ExtraAttempts (+1 default). Does not require IsReviewDone and does not overwrite prior attempts.</w:t>
             </w:r>
           </w:p>
         </w:tc>
@@ -16124,6 +16124,54 @@
           <w:szCs w:val="21"/>
         </w:rPr>
         <w:t xml:space="preserve">Expected: Existing QuizAttempt rows and scores stay. Assignment AllowedAttempts = old count + new grant. Start creates attempt #2. Detail shows attempt count and each prior result.</w:t>
+      </w:r>
+    </w:p>
+    <w:p>
+      <w:pPr>
+        <w:pStyle w:val="Heading2"/>
+        <w:spacing w:after="100" w:before="220"/>
+      </w:pPr>
+      <w:r>
+        <w:rPr>
+          <w:b/>
+          <w:bCs/>
+          <w:color w:val="2563EB"/>
+          <w:sz w:val="24"/>
+          <w:szCs w:val="24"/>
+        </w:rPr>
+        <w:t xml:space="preserve">QZ-32 — Reassign or Allow retry without waiting for Completed</w:t>
+      </w:r>
+    </w:p>
+    <w:p>
+      <w:pPr>
+        <w:spacing w:after="100"/>
+      </w:pPr>
+      <w:r>
+        <w:rPr>
+          <w:sz w:val="21"/>
+          <w:szCs w:val="21"/>
+        </w:rPr>
+        <w:t xml:space="preserve">Steps: Student submitted quiz 36 (Under Review or Completed). Window is still open. Parent or teacher opens Assign or Assigned people.</w:t>
+      </w:r>
+    </w:p>
+    <w:p>
+      <w:pPr>
+        <w:spacing w:after="100"/>
+        <w:rPr>
+          <w:b/>
+          <w:bCs/>
+          <w:color w:val="166534"/>
+        </w:rPr>
+      </w:pPr>
+      <w:r>
+        <w:rPr>
+          <w:b/>
+          <w:bCs/>
+          <w:color w:val="166534"/>
+          <w:sz w:val="21"/>
+          <w:szCs w:val="21"/>
+        </w:rPr>
+        <w:t xml:space="preserve">Expected: Student is selectable for reassign (not locked as Already assigned). Allow retry is shown when quota is used, without requiring IsReviewDone. Old attempt #1 stays; student can start attempt #2.</w:t>
       </w:r>
     </w:p>
     <w:p>

--- a/docs/05_RankUp_Quiz_Business_QA.docx
+++ b/docs/05_RankUp_Quiz_Business_QA.docx
@@ -13886,7 +13886,7 @@
                 <w:sz w:val="17"/>
                 <w:szCs w:val="17"/>
               </w:rPr>
-              <w:t xml:space="preserve">After quota is used (attempt count ≥ allowed). ExtraAttempts (+1 default). Does not require IsReviewDone and does not overwrite prior attempts.</w:t>
+              <w:t xml:space="preserve">After the student has at least one attempt. ExtraAttempts (+1 default). Does not require IsReviewDone and does not overwrite prior attempts.</w:t>
             </w:r>
           </w:p>
         </w:tc>
@@ -16171,7 +16171,7 @@
           <w:sz w:val="21"/>
           <w:szCs w:val="21"/>
         </w:rPr>
-        <w:t xml:space="preserve">Expected: Student is selectable for reassign (not locked as Already assigned). Allow retry is shown when quota is used, without requiring IsReviewDone. Old attempt #1 stays; student can start attempt #2.</w:t>
+        <w:t xml:space="preserve">Expected: Student is selectable for reassign. Allow retry is shown after any attempt. Old attempt #1 stays; student can start attempt #2.</w:t>
       </w:r>
     </w:p>
     <w:p>

--- a/docs/05_RankUp_Quiz_Business_QA.docx
+++ b/docs/05_RankUp_Quiz_Business_QA.docx
@@ -2046,7 +2046,7 @@
                 <w:sz w:val="17"/>
                 <w:szCs w:val="17"/>
               </w:rPr>
-              <w:t xml:space="preserve">Learning-oriented school quiz. Admin approval before assign. Intended: flexible attempts / optional time / answers may show after submit (type-specific UX still soft).</w:t>
+              <w:t xml:space="preserve">Learning-oriented school quiz. Admin approval before assign. One allowed attempt (same as other types); extra attempts only via Allow retry / reassign. Optional time; answers may show after submit (type-specific UX still soft).</w:t>
             </w:r>
           </w:p>
         </w:tc>
@@ -7952,7 +7952,7 @@
           <w:sz w:val="21"/>
           <w:szCs w:val="21"/>
         </w:rPr>
-        <w:t xml:space="preserve">EndAt &gt; StartAt; AllowedAttempts &gt; 0.</w:t>
+        <w:t xml:space="preserve">EndAt &gt; StartAt. Assignment AllowedAttempts starts at 1 (no form field).</w:t>
       </w:r>
     </w:p>
     <w:p>
@@ -8283,7 +8283,7 @@
                 <w:sz w:val="17"/>
                 <w:szCs w:val="17"/>
               </w:rPr>
-              <w:t xml:space="preserve">Attempt quota for this assignment (&gt; 0). Increased by Allow Retry (ExtraAttempts).</w:t>
+              <w:t xml:space="preserve">Attempt quota for this assignment. Starts at 1 (quiz definition has no Allowed Attempts field). Increased by Allow Retry or reassign.</w:t>
             </w:r>
           </w:p>
         </w:tc>
@@ -8892,7 +8892,7 @@
           <w:sz w:val="21"/>
           <w:szCs w:val="21"/>
         </w:rPr>
-        <w:t xml:space="preserve">Status progression: assign writes Up Coming when StartAt &gt; now else Not Attempted; start → In Progress; submit → Under Review or Completed; ExpireOverdue promotes Upcoming and expires past-window unattempted rows; overdue InProgress is auto-evaluated and AutoSubmitted. Student list prefers stored QuizResultStatusName.</w:t>
+        <w:t xml:space="preserve">Status progression: assign writes Up Coming when StartAt &gt; now else Not Attempted; reassign of an attempted student resets to that same window status; start → In Progress; submit → Under Review or Completed; ExpireOverdue promotes Upcoming (including prior attempts) and expires past-window unattempted rows; overdue InProgress is auto-evaluated and AutoSubmitted. Student list follows the current window (Upcoming / Open Now) when attempts remain.</w:t>
       </w:r>
     </w:p>
     <w:p>
@@ -13045,7 +13045,7 @@
           <w:sz w:val="21"/>
           <w:szCs w:val="21"/>
         </w:rPr>
-        <w:t xml:space="preserve">Student-facing status overlay: window still open → Results pending; due date passed → Partial results (auto-graded visible); owner Completed → Completed or Reviewed. Stored QuizResultStatus on submit remains Under Review until owner Completed.</w:t>
+        <w:t xml:space="preserve">Student-facing status overlay: window still open → Results pending; due date passed → Partial results (auto-graded visible); owner Completed → Completed or Reviewed. Stored QuizResultStatus on submit remains Under Review until owner Completed. Student list has no View result button until the due date ends; after that View result opens the result screen under the same announcement rules.</w:t>
       </w:r>
     </w:p>
     <w:p>
@@ -13231,7 +13231,7 @@
           <w:sz w:val="21"/>
           <w:szCs w:val="21"/>
         </w:rPr>
-        <w:t xml:space="preserve">Student/parent results: auto-graded questions announce when the due date ends; teacher-review questions and full Completed wait until the owner clicks Completed. Show resultAnnouncedPercent with the quiz.</w:t>
+        <w:t xml:space="preserve">Student/parent results: auto-graded questions announce when the due date ends; teacher-review questions and full Completed wait until the owner clicks Completed. Show resultAnnouncedPercent with the quiz. View result only after the due date; no result button while the window is still open.</w:t>
       </w:r>
     </w:p>
     <w:p>
@@ -13332,7 +13332,7 @@
           <w:sz w:val="21"/>
           <w:szCs w:val="21"/>
         </w:rPr>
-        <w:t xml:space="preserve">ApplyCreateDefaults preserves explicit bools; AllowedAttempts/navigation/review nullables use type defaults; TimeLimitMinutes stays null until questions are added.</w:t>
+        <w:t xml:space="preserve">ApplyCreateDefaults preserves explicit bools; AllowedAttempts is always 1; navigation/review nullables use type defaults; TimeLimitMinutes stays null until questions are added.</w:t>
       </w:r>
     </w:p>
     <w:p>
@@ -15931,7 +15931,7 @@
           <w:sz w:val="21"/>
           <w:szCs w:val="21"/>
         </w:rPr>
-        <w:t xml:space="preserve">Expected: Immediate result: Results pending, 0% announced, no correct answers. After due date: auto-graded share announces (Partial results + announced percent); descriptive/file stay pending. Owner Completed: announced 100%, status Completed, full score visible.</w:t>
+        <w:t xml:space="preserve">Expected: Immediate result: list/detail have no View result button; Results pending, 0% announced, no correct answers. After due date: View result; auto-graded share announces (Partial results + announced percent); descriptive/file stay pending. Owner Completed: announced 100%, status Completed, full score visible.</w:t>
       </w:r>
     </w:p>
     <w:p>
@@ -16123,7 +16123,7 @@
           <w:sz w:val="21"/>
           <w:szCs w:val="21"/>
         </w:rPr>
-        <w:t xml:space="preserve">Expected: Existing QuizAttempt rows and scores stay. Assignment AllowedAttempts = old count + new grant. Start creates attempt #2. Detail shows attempt count and each prior result.</w:t>
+        <w:t xml:space="preserve">Expected: Existing QuizAttempt rows and scores stay. Assignment AllowedAttempts = old count + 1. QuizResultStatus resets to Upcoming or Not Attempted. Student list shows Upcoming or Open Now with an empty Result column. Start creates attempt #2. Detail shows attempt count and each prior result.</w:t>
       </w:r>
     </w:p>
     <w:p>
@@ -16816,7 +16816,7 @@
           <w:sz w:val="21"/>
           <w:szCs w:val="21"/>
         </w:rPr>
-        <w:t xml:space="preserve">☐ After submit, auto-graded results announce when the assignment due date ends. Teacher-review questions and full Completed wait until the owner clicks Completed. Show resultAnnouncedPercent with the quiz.</w:t>
+        <w:t xml:space="preserve">☐ After submit, auto-graded results announce when the assignment due date ends. Teacher-review questions and full Completed wait until the owner clicks Completed. Show resultAnnouncedPercent with the quiz. View result is hidden until the due date.</w:t>
       </w:r>
     </w:p>
     <w:p>
@@ -16833,7 +16833,7 @@
           <w:sz w:val="21"/>
           <w:szCs w:val="21"/>
         </w:rPr>
-        <w:t xml:space="preserve">☐ ApplyCreateDefaults: nullable fallbacks only; bools never OR’d.</w:t>
+        <w:t xml:space="preserve">☐ ApplyCreateDefaults: AllowedAttempts always 1; other nullables use type defaults; bools never OR’d.</w:t>
       </w:r>
     </w:p>
     <w:p>
@@ -16850,7 +16850,24 @@
           <w:sz w:val="21"/>
           <w:szCs w:val="21"/>
         </w:rPr>
-        <w:t xml:space="preserve">☐ Allow-retry only after IsReviewDone; adds ExtraAttempts.</w:t>
+        <w:t xml:space="preserve">☐ Create, edit, settings, and assign do not collect Allowed Attempts. Each quiz allows one attempt. Extra attempts come only from Allow retry or reassign on the assignment.</w:t>
+      </w:r>
+    </w:p>
+    <w:p>
+      <w:pPr>
+        <w:pStyle w:val="ListParagraph"/>
+        <w:numPr>
+          <w:ilvl w:val="0"/>
+          <w:numId w:val="1"/>
+        </w:numPr>
+        <w:spacing w:after="60"/>
+      </w:pPr>
+      <w:r>
+        <w:rPr>
+          <w:sz w:val="21"/>
+          <w:szCs w:val="21"/>
+        </w:rPr>
+        <w:t xml:space="preserve">☐ Allow retry after at least one attempt (no IsReviewDone or quota-used requirement). Extra attempts += 1 on the assignment.</w:t>
       </w:r>
     </w:p>
     <w:p>

--- a/docs/05_RankUp_Quiz_Business_QA.docx
+++ b/docs/05_RankUp_Quiz_Business_QA.docx
@@ -2046,7 +2046,7 @@
                 <w:sz w:val="17"/>
                 <w:szCs w:val="17"/>
               </w:rPr>
-              <w:t xml:space="preserve">Learning-oriented school quiz. Admin approval before assign. One allowed attempt (same as other types); extra attempts only via Allow retry / reassign. Optional time; answers may show after submit (type-specific UX still soft).</w:t>
+              <w:t xml:space="preserve">Learning-oriented school quiz. Admin approval before assign. One allowed attempt (same as other types). Optional time; answers may show after submit (type-specific UX still soft).</w:t>
             </w:r>
           </w:p>
         </w:tc>
@@ -4493,7 +4493,7 @@
                 <w:sz w:val="17"/>
                 <w:szCs w:val="17"/>
               </w:rPr>
-              <w:t xml:space="preserve">Assign / cancel / allow-retry / monitor / review</w:t>
+              <w:t xml:space="preserve">Assign / cancel / monitor / review</w:t>
             </w:r>
           </w:p>
         </w:tc>
@@ -5508,7 +5508,7 @@
           <w:sz w:val="21"/>
           <w:szCs w:val="21"/>
         </w:rPr>
-        <w:t xml:space="preserve">Monitor / review / allow-retry: roster students on viewable (catalog or owned) quizzes. Cancel-upcoming still requires quiz ownership.</w:t>
+        <w:t xml:space="preserve">Monitor / review: roster students on viewable (catalog or owned) quizzes. Cancel-upcoming still requires quiz ownership.</w:t>
       </w:r>
     </w:p>
     <w:p>
@@ -7952,7 +7952,7 @@
           <w:sz w:val="21"/>
           <w:szCs w:val="21"/>
         </w:rPr>
-        <w:t xml:space="preserve">EndAt &gt; StartAt. Assignment AllowedAttempts starts at 1 (no form field).</w:t>
+        <w:t xml:space="preserve">EndAt &gt; StartAt. Assignment AllowedAttempts is always 1 (no form field). Existing students are skipped; the picker locks them.</w:t>
       </w:r>
     </w:p>
     <w:p>
@@ -7969,24 +7969,7 @@
           <w:sz w:val="21"/>
           <w:szCs w:val="21"/>
         </w:rPr>
-        <w:t xml:space="preserve">Cancel removes future assignments only; restore Assigned or Published.</w:t>
-      </w:r>
-    </w:p>
-    <w:p>
-      <w:pPr>
-        <w:pStyle w:val="ListParagraph"/>
-        <w:numPr>
-          <w:ilvl w:val="0"/>
-          <w:numId w:val="1"/>
-        </w:numPr>
-        <w:spacing w:after="60"/>
-      </w:pPr>
-      <w:r>
-        <w:rPr>
-          <w:sz w:val="21"/>
-          <w:szCs w:val="21"/>
-        </w:rPr>
-        <w:t xml:space="preserve">Allow-retry after finalize adds ExtraAttempts.</w:t>
+        <w:t xml:space="preserve">Cancel removes future unused assignments only; restore Assigned or Published.</w:t>
       </w:r>
     </w:p>
     <w:p>
@@ -8283,7 +8266,7 @@
                 <w:sz w:val="17"/>
                 <w:szCs w:val="17"/>
               </w:rPr>
-              <w:t xml:space="preserve">Attempt quota for this assignment. Starts at 1 (quiz definition has no Allowed Attempts field). Increased by Allow Retry or reassign.</w:t>
+              <w:t xml:space="preserve">Attempt quota for this assignment. Always 1. Quiz definition has no Allowed Attempts field. Retry and reassign do not increase it.</w:t>
             </w:r>
           </w:p>
         </w:tc>
@@ -8339,7 +8322,7 @@
                 <w:sz w:val="17"/>
                 <w:szCs w:val="17"/>
               </w:rPr>
-              <w:t xml:space="preserve">True after teacher/parent finalize-review for this student’s subjective answers. Reset to false on Allow Retry.</w:t>
+              <w:t xml:space="preserve">True after teacher/parent finalize-review for this student’s subjective answers.</w:t>
             </w:r>
           </w:p>
         </w:tc>
@@ -8395,7 +8378,7 @@
                 <w:sz w:val="17"/>
                 <w:szCs w:val="17"/>
               </w:rPr>
-              <w:t xml:space="preserve">Updated on review finalize / retry grant.</w:t>
+              <w:t xml:space="preserve">Updated on review finalize or result-status change.</w:t>
             </w:r>
           </w:p>
         </w:tc>
@@ -8892,7 +8875,7 @@
           <w:sz w:val="21"/>
           <w:szCs w:val="21"/>
         </w:rPr>
-        <w:t xml:space="preserve">Status progression: assign writes Up Coming when StartAt &gt; now else Not Attempted; reassign of an attempted student resets to that same window status; start → In Progress; submit → Under Review or Completed; ExpireOverdue promotes Upcoming (including prior attempts) and expires past-window unattempted rows; overdue InProgress is auto-evaluated and AutoSubmitted. Student list follows the current window (Upcoming / Open Now) when attempts remain.</w:t>
+        <w:t xml:space="preserve">Status progression: assign writes Up Coming when StartAt &gt; now else Not Attempted; start → In Progress; submit → Under Review or Completed; ExpireOverdue promotes Upcoming and expires past-window unattempted rows; overdue InProgress is auto-evaluated and AutoSubmitted. Student list is Upcoming / Open Now while unused, then Attempted after submit.</w:t>
       </w:r>
     </w:p>
     <w:p>
@@ -10014,7 +9997,7 @@
           <w:sz w:val="21"/>
           <w:szCs w:val="21"/>
         </w:rPr>
-        <w:t xml:space="preserve">New start blocked when ExistingAttemptCount ≥ AllowedAttempts.</w:t>
+        <w:t xml:space="preserve">New start blocked when ExistingAttemptCount ≥ AllowedAttempts (always 1).</w:t>
       </w:r>
     </w:p>
     <w:p>
@@ -10031,7 +10014,7 @@
           <w:sz w:val="21"/>
           <w:szCs w:val="21"/>
         </w:rPr>
-        <w:t xml:space="preserve">Reassign after the window ends does not delete or rewrite prior attempts. The next start inserts a new QuizAttempt. Student quiz detail returns attempts[] (number, status, result, submitted time).</w:t>
+        <w:t xml:space="preserve">Assign skips students who already have a QuizAssignment row. Cancel of future unused rows deletes that row so the student can be assigned later. Historical QuizAttempt rows stay.</w:t>
       </w:r>
     </w:p>
     <w:p>
@@ -12854,7 +12837,7 @@
                 <w:sz w:val="17"/>
                 <w:szCs w:val="17"/>
               </w:rPr>
-              <w:t xml:space="preserve">Assignment window expiry blocks/expires attempts. Allow Retry grants ExtraAttempts after quota is used (review finalize not required). Reassign can also open a new window. Prior attempts stay.</w:t>
+              <w:t xml:space="preserve">Assignment window expiry blocks/expires attempts. There is no Allow Retry and no reassign of the same quiz. One attempt only.</w:t>
             </w:r>
           </w:p>
         </w:tc>
@@ -12960,7 +12943,7 @@
           <w:sz w:val="21"/>
           <w:szCs w:val="21"/>
         </w:rPr>
-        <w:t xml:space="preserve">Mark answers: awarded marks in [0, MaxMarks]. After owner Completed (IsReviewDone), mark/feedback updates are rejected and the review workspace is read-only until Allow Retry.</w:t>
+        <w:t xml:space="preserve">Mark answers: awarded marks in [0, MaxMarks]. After owner Completed (IsReviewDone), mark/feedback updates are rejected and the review workspace is read-only.</w:t>
       </w:r>
     </w:p>
     <w:p>
@@ -13746,7 +13729,7 @@
                 <w:sz w:val="17"/>
                 <w:szCs w:val="17"/>
               </w:rPr>
-              <w:t xml:space="preserve">Requires Lifecycle Published (legacy Assigned still allowed). Not Draft. Pending Approval blocked. Teacher quizzes need Approval=Approved. Creates assignments; lifecycle stays Published. Parent mode=group uses a parent-owned group id. Reassign is allowed after the window ends, or while it is open if the student already attempted. Prior attempts stay.</w:t>
+              <w:t xml:space="preserve">Requires Lifecycle Published (legacy Assigned still allowed). Not Draft. Pending Approval blocked. Teacher quizzes need Approval=Approved. Creates assignments for students who do not already have a row; existing students are skipped. Lifecycle stays Published. Parent mode=group uses a parent-owned group id.</w:t>
             </w:r>
           </w:p>
         </w:tc>
@@ -13859,34 +13842,6 @@
                 <w:szCs w:val="17"/>
               </w:rPr>
               <w:t xml:space="preserve">Deep-copy to new Draft + Pending.</w:t>
-            </w:r>
-          </w:p>
-        </w:tc>
-      </w:tr>
-      <w:tr>
-        <w:tc>
-          <w:p>
-            <w:r>
-              <w:rPr>
-                <w:b w:val="false"/>
-                <w:bCs w:val="false"/>
-                <w:sz w:val="17"/>
-                <w:szCs w:val="17"/>
-              </w:rPr>
-              <w:t xml:space="preserve">POST .../assignments/{id}/allow-retry</w:t>
-            </w:r>
-          </w:p>
-        </w:tc>
-        <w:tc>
-          <w:p>
-            <w:r>
-              <w:rPr>
-                <w:b w:val="false"/>
-                <w:bCs w:val="false"/>
-                <w:sz w:val="17"/>
-                <w:szCs w:val="17"/>
-              </w:rPr>
-              <w:t xml:space="preserve">After the student has at least one attempt. ExtraAttempts (+1 default). Does not require IsReviewDone and does not overwrite prior attempts.</w:t>
             </w:r>
           </w:p>
         </w:tc>
@@ -14489,7 +14444,7 @@
           <w:sz w:val="21"/>
           <w:szCs w:val="21"/>
         </w:rPr>
-        <w:t xml:space="preserve">Mobile /quizzes (Teacher/Coordinator/Parent): create, manage, submit for approval, campus or linked assign modes, duplicate/cancel/allow-retry, pending reviews, mark + finalize. Archive of Published/Assigned is PortalAdmin only.</w:t>
+        <w:t xml:space="preserve">Mobile /quizzes (Teacher/Coordinator/Parent): create, manage, submit for approval, campus or linked assign modes, duplicate/cancel, pending reviews, mark + finalize. Archive of Published/Assigned is PortalAdmin only.</w:t>
       </w:r>
     </w:p>
     <w:p>
@@ -14923,7 +14878,7 @@
           <w:sz w:val="21"/>
           <w:szCs w:val="21"/>
         </w:rPr>
-        <w:t xml:space="preserve">Expected: Start blocked until owner Allow Retry after review (ExtraAttempts).</w:t>
+        <w:t xml:space="preserve">Expected: Start blocked. There is no Allow Retry and no reassign of the same quiz.</w:t>
       </w:r>
     </w:p>
     <w:p>
@@ -16091,7 +16046,7 @@
           <w:sz w:val="24"/>
           <w:szCs w:val="24"/>
         </w:rPr>
-        <w:t xml:space="preserve">QZ-31 — Reassign after an attempted quiz keeps old results</w:t>
+        <w:t xml:space="preserve">QZ-31 — Already-assigned students cannot be assigned again</w:t>
       </w:r>
     </w:p>
     <w:p>
@@ -16103,7 +16058,7 @@
           <w:sz w:val="21"/>
           <w:szCs w:val="21"/>
         </w:rPr>
-        <w:t xml:space="preserve">Steps: Student submits quiz 36. After the due date a parent or teacher assigns the same quiz again. Student opens quiz details and starts.</w:t>
+        <w:t xml:space="preserve">Steps: Student is already on quiz 36. Teacher or parent opens Assign and selects that student (or a mix that includes them).</w:t>
       </w:r>
     </w:p>
     <w:p>
@@ -16123,7 +16078,7 @@
           <w:sz w:val="21"/>
           <w:szCs w:val="21"/>
         </w:rPr>
-        <w:t xml:space="preserve">Expected: Existing QuizAttempt rows and scores stay. Assignment AllowedAttempts = old count + 1. QuizResultStatus resets to Upcoming or Not Attempted. Student list shows Upcoming or Open Now with an empty Result column. Start creates attempt #2. Detail shows attempt count and each prior result.</w:t>
+        <w:t xml:space="preserve">Expected: The picker shows Already assigned and the checkbox is locked. Assign skips existing rows. If every selected student already has a row, the API returns that they already have assignments. Existing QuizAttempt rows stay unchanged.</w:t>
       </w:r>
     </w:p>
     <w:p>
@@ -16139,7 +16094,7 @@
           <w:sz w:val="24"/>
           <w:szCs w:val="24"/>
         </w:rPr>
-        <w:t xml:space="preserve">QZ-32 — Reassign or Allow retry without waiting for Completed</w:t>
+        <w:t xml:space="preserve">QZ-32 — No retry after the first attempt</w:t>
       </w:r>
     </w:p>
     <w:p>
@@ -16151,7 +16106,7 @@
           <w:sz w:val="21"/>
           <w:szCs w:val="21"/>
         </w:rPr>
-        <w:t xml:space="preserve">Steps: Student submitted quiz 36 (Under Review or Completed). Window is still open. Parent or teacher opens Assign or Assigned people.</w:t>
+        <w:t xml:space="preserve">Steps: Student submitted quiz 36. Teacher or parent opens Assigned people. Student opens the quiz while the window is still open.</w:t>
       </w:r>
     </w:p>
     <w:p>
@@ -16171,7 +16126,7 @@
           <w:sz w:val="21"/>
           <w:szCs w:val="21"/>
         </w:rPr>
-        <w:t xml:space="preserve">Expected: Student is selectable for reassign. Allow retry is shown after any attempt. Old attempt #1 stays; student can start attempt #2.</w:t>
+        <w:t xml:space="preserve">Expected: Allow retry is not shown. The student cannot start a second attempt. View result stays hidden until the due date.</w:t>
       </w:r>
     </w:p>
     <w:p>
@@ -16850,7 +16805,7 @@
           <w:sz w:val="21"/>
           <w:szCs w:val="21"/>
         </w:rPr>
-        <w:t xml:space="preserve">☐ Create, edit, settings, and assign do not collect Allowed Attempts. Each quiz allows one attempt. Extra attempts come only from Allow retry or reassign on the assignment.</w:t>
+        <w:t xml:space="preserve">☐ Create, edit, settings, and assign do not collect Allowed Attempts. Each quiz allows one attempt. Retry and reassign of the same quiz are not supported.</w:t>
       </w:r>
     </w:p>
     <w:p>
@@ -16867,7 +16822,7 @@
           <w:sz w:val="21"/>
           <w:szCs w:val="21"/>
         </w:rPr>
-        <w:t xml:space="preserve">☐ Allow retry after at least one attempt (no IsReviewDone or quota-used requirement). Extra attempts += 1 on the assignment.</w:t>
+        <w:t xml:space="preserve">☐ Assign skips students who already have a QuizAssignment row. Cancel of future unused assignments deletes that row so the student can be assigned later.</w:t>
       </w:r>
     </w:p>
     <w:p>

--- a/docs/05_RankUp_Quiz_Business_QA.docx
+++ b/docs/05_RankUp_Quiz_Business_QA.docx
@@ -14343,6 +14343,23 @@
           <w:szCs w:val="21"/>
         </w:rPr>
         <w:t xml:space="preserve">/quizzes manage detail: authors edit/submit/assign; SchoolAdmin/CampusAdmin/PortalAdmin approve or reject pending quizzes in review mode (Approve + Reject only). Open from the Draft tile — no /admin/quiz-approvals page.</w:t>
+      </w:r>
+    </w:p>
+    <w:p>
+      <w:pPr>
+        <w:pStyle w:val="ListParagraph"/>
+        <w:numPr>
+          <w:ilvl w:val="0"/>
+          <w:numId w:val="1"/>
+        </w:numPr>
+        <w:spacing w:after="60"/>
+      </w:pPr>
+      <w:r>
+        <w:rPr>
+          <w:sz w:val="21"/>
+          <w:szCs w:val="21"/>
+        </w:rPr>
+        <w:t xml:space="preserve">/quizzes/:id/assigned lists assigned students/children (Student, Window, Result, Actions — no Attempts column).</w:t>
       </w:r>
     </w:p>
     <w:p>

--- a/docs/05_RankUp_Quiz_Business_QA.docx
+++ b/docs/05_RankUp_Quiz_Business_QA.docx
@@ -14065,7 +14065,7 @@
                 <w:sz w:val="17"/>
                 <w:szCs w:val="17"/>
               </w:rPr>
-              <w:t xml:space="preserve">Assignment board scoped to the caller’s students/children: Parent linked children; Teacher/Coordinator roster; CampusAdmin campus; SchoolAdmin school; PortalAdmin all. Optional studentId must be in that scope.</w:t>
+              <w:t xml:space="preserve">Assignment board scoped to the caller’s students/children: Parent linked children; Teacher/Coordinator roster; CampusAdmin campus; SchoolAdmin school; PortalAdmin all. Optional studentId must be in that scope. Admin UI resolves the filter via directory username search (not raw ID entry).</w:t>
             </w:r>
           </w:p>
         </w:tc>

--- a/docs/05_RankUp_Quiz_Business_QA.docx
+++ b/docs/05_RankUp_Quiz_Business_QA.docx
@@ -5694,7 +5694,7 @@
           <w:sz w:val="21"/>
           <w:szCs w:val="21"/>
         </w:rPr>
-        <w:t xml:space="preserve">Teacher / Coordinator may assign a published school-type quiz from the shared catalog to students in their roster. Parent may assign those quizzes to linked children/students. SchoolAdmin/CampusAdmin assign stays school/campus scoped. Archive of Published/Assigned remains PortalAdmin only.</w:t>
+        <w:t xml:space="preserve">Teacher / Coordinator may assign a published school-type quiz from the shared catalog to students in their roster. Parent may assign those quizzes to linked children/students. SchoolAdmin/CampusAdmin assign stays school/campus scoped. CampusAdmin/SchoolAdmin one/selected assign: Search students field has a leading search icon; results and a Selected students panel show name, username, roll, grade/section (and campus when known). Grade filter optional, not locked to quiz class. All-in-grade / all-in-section: a single required Grade control (Audience-filters Grade is hidden in those modes so it is not duplicated). CampusAdmin Assign UI omits School and Campus fields (locked to session). Archive of Published/Assigned remains PortalAdmin only.</w:t>
       </w:r>
     </w:p>
     <w:p>

--- a/docs/05_RankUp_Quiz_Business_QA.docx
+++ b/docs/05_RankUp_Quiz_Business_QA.docx
@@ -5694,7 +5694,7 @@
           <w:sz w:val="21"/>
           <w:szCs w:val="21"/>
         </w:rPr>
-        <w:t xml:space="preserve">Teacher / Coordinator may assign a published school-type quiz from the shared catalog to students in their roster. Parent may assign those quizzes to linked children/students. SchoolAdmin/CampusAdmin assign stays school/campus scoped. CampusAdmin/SchoolAdmin one/selected assign: Search students field has a leading search icon; results and a Selected students panel show name, username, roll, grade/section (and campus when known). Grade filter optional, not locked to quiz class. All-in-grade / all-in-section: a single required Grade control (Audience-filters Grade is hidden in those modes so it is not duplicated). CampusAdmin Assign UI omits School and Campus fields (locked to session). Archive of Published/Assigned remains PortalAdmin only.</w:t>
+        <w:t xml:space="preserve">Teacher / Coordinator may assign a published school-type quiz from the shared catalog to students in their roster. Parent may assign those quizzes to linked children/students. SchoolAdmin/CampusAdmin assign stays school/campus scoped. CampusAdmin/SchoolAdmin one/selected assign: Search students field has a leading search icon; results and a Selected students panel show name, username, roll, grade/section (and campus when known). Grade filter optional, not locked to quiz class. All-in-grade / all-in-section: a single required Grade control (Audience-filters Grade is hidden in those modes so it is not duplicated). CampusAdmin Assign UI omits School and Campus fields (locked to session). Assign dialog uses the shared Dialog shell (header / scroll body / sticky footer). Archive of Published/Assigned remains PortalAdmin only.</w:t>
       </w:r>
     </w:p>
     <w:p>
